--- a/report/CA3_Agentic_AI_Report.docx
+++ b/report/CA3_Agentic_AI_Report.docx
@@ -6362,7 +6362,7 @@
         <w:t xml:space="preserve">Database / Storage: </w:t>
       </w:r>
       <w:r>
-        <w:t xml:space="preserve">SQLite in WAL mode: runs, trace events, document chunks and embeddings, episodic memory, LLM and tool caches (persisted in a Docker volume in production)</w:t>
+        <w:t xml:space="preserve">SQLite in WAL mode: runs, trace events, document chunks and embeddings, episodic memory, LLM and tool caches (a single database file on the VM)</w:t>
       </w:r>
     </w:p>
     <w:p>
@@ -6377,7 +6377,7 @@
         <w:t xml:space="preserve">Frontend: </w:t>
       </w:r>
       <w:r>
-        <w:t xml:space="preserve">React 19, Vite 7, TypeScript, react-markdown; live updates over Server-Sent Events with polling fallback; deployed on Vercel</w:t>
+        <w:t xml:space="preserve">React 19, Vite 7, TypeScript, react-markdown; live updates over Server-Sent Events with polling fallback; deployed on Vercel (API address set by the VITE_API_BASE environment variable)</w:t>
       </w:r>
     </w:p>
     <w:p>
@@ -6392,7 +6392,7 @@
         <w:t xml:space="preserve">Backend: </w:t>
       </w:r>
       <w:r>
-        <w:t xml:space="preserve">FastAPI + Uvicorn (REST + Server-Sent Events) in Docker on a Linux VM; pytest for testing</w:t>
+        <w:t xml:space="preserve">FastAPI + Uvicorn (REST + Server-Sent Events) on a Linux VM, served on port 8000 in a tmux session behind Nginx with an SSL certificate on my own domain; pytest for testing</w:t>
       </w:r>
     </w:p>
     <w:p>
@@ -6415,7 +6415,7 @@
           <wp:inline distT="0" distB="0" distL="0" distR="0">
             <wp:extent cx="5669280" cy="4614793"/>
             <wp:effectExtent l="0" t="0" r="0" b="0"/>
-            <wp:docPr id="102" name="Figure 102" descr="Deployment architecture: React frontend on Vercel, FastAPI and the agent workflow on a VM, tools in a separate MCP server process."/>
+            <wp:docPr id="102" name="Figure 102" descr="Deployment architecture: React frontend on Vercel, FastAPI and the agent workflow on a VM behind Nginx (HTTPS), tools in a separate MCP server process."/>
             <wp:cNvGraphicFramePr>
               <a:graphicFrameLocks xmlns:a="http://schemas.openxmlformats.org/drawingml/2006/main" noChangeAspect="1"/>
             </wp:cNvGraphicFramePr>
@@ -6455,7 +6455,7 @@
         <w:jc w:val="center"/>
       </w:pPr>
       <w:r>
-        <w:t xml:space="preserve">Figure 2: Deployment architecture: React frontend on Vercel, FastAPI and the agent workflow on a VM, tools in a separate MCP server process.</w:t>
+        <w:t xml:space="preserve">Figure 2: Deployment architecture: React frontend on Vercel, FastAPI and the agent workflow on a VM behind Nginx (HTTPS), tools in a separate MCP server process.</w:t>
       </w:r>
     </w:p>
     <w:p>
@@ -6463,7 +6463,7 @@
         <w:spacing w:after="140"/>
       </w:pPr>
       <w:r>
-        <w:t xml:space="preserve">The browser talks only to the Vercel domain, which proxies </w:t>
+        <w:t xml:space="preserve">The browser loads the React app from Vercel and calls the API on the backend's own HTTPS domain, configured at build time through </w:t>
       </w:r>
       <w:r>
         <w:rPr>
@@ -6471,10 +6471,10 @@
           <w:sz w:val="19"/>
           <w:szCs w:val="19"/>
         </w:rPr>
-        <w:t xml:space="preserve">/api/*</w:t>
-      </w:r>
-      <w:r>
-        <w:t xml:space="preserve"> to the FastAPI backend on the VM. A request to start research creates a run record and executes the LangGraph workflow as a background task. Every node, model call and tool call emits a trace event that is stored in SQLite and pushed to the browser over Server-Sent Events. If a proxy buffers the stream, the UI switches to polling automatically. The agents reach their tools through an MCP client connected over stdio to the MCP tool server, which runs as a separate process.</w:t>
+        <w:t xml:space="preserve">VITE_API_BASE</w:t>
+      </w:r>
+      <w:r>
+        <w:t xml:space="preserve">. CORS allows only the app's origin. On the VM, Nginx terminates TLS with the domain's certificate and forwards requests to Uvicorn on port 8000, which runs in a tmux session with a single worker. A request to start research creates a run record and executes the LangGraph workflow as a background task. Every node, model call and tool call emits a trace event that is stored in SQLite and pushed to the browser over Server-Sent Events. If a proxy buffers the stream, the UI switches to polling automatically. The agents reach their tools through an MCP client connected over stdio to the MCP tool server, which runs as a separate process.</w:t>
       </w:r>
     </w:p>
     <w:p>
@@ -6951,29 +6951,7 @@
           <w:sz w:val="19"/>
           <w:szCs w:val="19"/>
         </w:rPr>
-        <w:t xml:space="preserve">Dockerfile</w:t>
-      </w:r>
-      <w:r>
-        <w:t xml:space="preserve">, </w:t>
-      </w:r>
-      <w:r>
-        <w:rPr>
-          <w:rFonts w:ascii="Consolas" w:hAnsi="Consolas" w:cs="Consolas"/>
-          <w:sz w:val="19"/>
-          <w:szCs w:val="19"/>
-        </w:rPr>
-        <w:t xml:space="preserve">docker-compose.yml</w:t>
-      </w:r>
-      <w:r>
-        <w:t xml:space="preserve">, </w:t>
-      </w:r>
-      <w:r>
-        <w:rPr>
-          <w:rFonts w:ascii="Consolas" w:hAnsi="Consolas" w:cs="Consolas"/>
-          <w:sz w:val="19"/>
-          <w:szCs w:val="19"/>
-        </w:rPr>
-        <w:t xml:space="preserve">deploy/</w:t>
+        <w:t xml:space="preserve">backend/run.sh</w:t>
       </w:r>
       <w:r>
         <w:t xml:space="preserve">, </w:t>
@@ -6987,7 +6965,7 @@
         <w:t xml:space="preserve">frontend/vercel.json</w:t>
       </w:r>
       <w:r>
-        <w:t xml:space="preserve">). The backend image was built and smoke-tested locally: the container starts the MCP server over stdio and passes its health check. Deployment steps are documented in </w:t>
+        <w:t xml:space="preserve">, </w:t>
       </w:r>
       <w:r>
         <w:rPr>
@@ -6998,7 +6976,29 @@
         <w:t xml:space="preserve">deploy/DEPLOY.md</w:t>
       </w:r>
       <w:r>
-        <w:t xml:space="preserve">.</w:t>
+        <w:t xml:space="preserve">). On the VM, </w:t>
+      </w:r>
+      <w:r>
+        <w:rPr>
+          <w:rFonts w:ascii="Consolas" w:hAnsi="Consolas" w:cs="Consolas"/>
+          <w:sz w:val="19"/>
+          <w:szCs w:val="19"/>
+        </w:rPr>
+        <w:t xml:space="preserve">run.sh</w:t>
+      </w:r>
+      <w:r>
+        <w:t xml:space="preserve"> creates the virtual environment, installs dependencies and starts Uvicorn on port 8000 inside tmux behind the existing Nginx/SSL set-up. On Vercel only the </w:t>
+      </w:r>
+      <w:r>
+        <w:rPr>
+          <w:rFonts w:ascii="Consolas" w:hAnsi="Consolas" w:cs="Consolas"/>
+          <w:sz w:val="19"/>
+          <w:szCs w:val="19"/>
+        </w:rPr>
+        <w:t xml:space="preserve">VITE_API_BASE</w:t>
+      </w:r>
+      <w:r>
+        <w:t xml:space="preserve"> variable is needed. The cross-origin set-up (CORS allow/deny, the event stream through a proxy, the production build) was verified locally before deployment. A Docker image was also built and smoke-tested as an alternative.</w:t>
       </w:r>
     </w:p>
     <w:p>
@@ -7510,7 +7510,7 @@
         <w:rPr>
           <w:highlight w:val="yellow"/>
         </w:rPr>
-        <w:t xml:space="preserve">http://&lt;VM-IP&gt;:8000/api/health – add after deployment</w:t>
+        <w:t xml:space="preserve">https://&lt;backend-domain&gt;/api/health – add after deployment</w:t>
       </w:r>
     </w:p>
     <w:p>

--- a/report/CA3_Agentic_AI_Report.docx
+++ b/report/CA3_Agentic_AI_Report.docx
@@ -175,7 +175,7 @@
         <w:spacing w:after="140"/>
       </w:pPr>
       <w:r>
-        <w:t xml:space="preserve">To learn agentic AI through four courses (C1–C4, Section 3) and apply it by building, testing and deploying </w:t>
+        <w:t xml:space="preserve">This report documents what I learnt in four agentic-AI courses (C1–C4, Section 3) and how I applied it to design, build, test and deploy </w:t>
       </w:r>
       <w:r>
         <w:rPr>
@@ -185,7 +185,7 @@
         <w:t xml:space="preserve">Veritas</w:t>
       </w:r>
       <w:r>
-        <w:t xml:space="preserve">, a multi-agent research assistant with verifiable citations.</w:t>
+        <w:t xml:space="preserve">, a multi-agent research assistant whose citations can be verified. The aims were to understand agents, apply them to a measurable problem and evaluate the result.</w:t>
       </w:r>
     </w:p>
     <w:p>
@@ -199,118 +199,740 @@
     </w:p>
     <w:p>
       <w:pPr>
-        <w:pStyle w:val="ListParagraph"/>
-        <w:numPr>
-          <w:ilvl w:val="0"/>
-          <w:numId w:val="50"/>
-        </w:numPr>
-        <w:spacing w:after="60"/>
-      </w:pPr>
-      <w:r>
-        <w:t xml:space="preserve">Agents vs. workflows: code where the path is known, an LLM loop only where judgement is needed (C1, C2, C4).</w:t>
-      </w:r>
+        <w:pStyle w:val="Caption"/>
+        <w:keepNext/>
+        <w:spacing w:before="120" w:after="60"/>
+      </w:pPr>
+      <w:r>
+        <w:t xml:space="preserve">Table 1: Key concepts, their source course and their use in the project</w:t>
+      </w:r>
+    </w:p>
+    <w:tbl>
+      <w:tblPr>
+        <w:tblStyle w:val="TableGrid"/>
+        <w:tblW w:w="9936" w:type="dxa"/>
+        <w:tblBorders>
+          <w:top w:val="single" w:sz="4" w:space="0" w:color="A6B4C8"/>
+          <w:left w:val="single" w:sz="4" w:space="0" w:color="A6B4C8"/>
+          <w:bottom w:val="single" w:sz="4" w:space="0" w:color="A6B4C8"/>
+          <w:right w:val="single" w:sz="4" w:space="0" w:color="A6B4C8"/>
+          <w:insideH w:val="single" w:sz="4" w:space="0" w:color="A6B4C8"/>
+          <w:insideV w:val="single" w:sz="4" w:space="0" w:color="A6B4C8"/>
+        </w:tblBorders>
+        <w:tblLayout w:type="fixed"/>
+        <w:tblCellMar>
+          <w:top w:w="40" w:type="dxa"/>
+          <w:left w:w="90" w:type="dxa"/>
+          <w:bottom w:w="40" w:type="dxa"/>
+          <w:right w:w="90" w:type="dxa"/>
+        </w:tblCellMar>
+        <w:tblLook w:val="04A0" w:firstRow="1" w:lastRow="0" w:firstColumn="1" w:lastColumn="0" w:noHBand="0" w:noVBand="1"/>
+      </w:tblPr>
+      <w:tblGrid>
+        <w:gridCol w:w="2815"/>
+        <w:gridCol w:w="1490"/>
+        <w:gridCol w:w="5631"/>
+      </w:tblGrid>
+      <w:tr>
+        <w:trPr>
+          <w:tblHeader/>
+        </w:trPr>
+        <w:tc>
+          <w:tcPr>
+            <w:tcW w:w="2815" w:type="dxa"/>
+            <w:shd w:val="clear" w:color="auto" w:fill="F2F2F2"/>
+          </w:tcPr>
+          <w:p>
+            <w:pPr>
+              <w:keepNext/>
+              <w:spacing w:after="0" w:line="252" w:lineRule="auto"/>
+            </w:pPr>
+            <w:r>
+              <w:rPr>
+                <w:b/>
+                <w:bCs/>
+                <w:sz w:val="18"/>
+                <w:szCs w:val="18"/>
+              </w:rPr>
+              <w:t xml:space="preserve">Concept</w:t>
+            </w:r>
+          </w:p>
+        </w:tc>
+        <w:tc>
+          <w:tcPr>
+            <w:tcW w:w="1490" w:type="dxa"/>
+            <w:shd w:val="clear" w:color="auto" w:fill="F2F2F2"/>
+          </w:tcPr>
+          <w:p>
+            <w:pPr>
+              <w:keepNext/>
+              <w:spacing w:after="0" w:line="252" w:lineRule="auto"/>
+            </w:pPr>
+            <w:r>
+              <w:rPr>
+                <w:b/>
+                <w:bCs/>
+                <w:sz w:val="18"/>
+                <w:szCs w:val="18"/>
+              </w:rPr>
+              <w:t xml:space="preserve">Course</w:t>
+            </w:r>
+          </w:p>
+        </w:tc>
+        <w:tc>
+          <w:tcPr>
+            <w:tcW w:w="5631" w:type="dxa"/>
+            <w:shd w:val="clear" w:color="auto" w:fill="F2F2F2"/>
+          </w:tcPr>
+          <w:p>
+            <w:pPr>
+              <w:keepNext/>
+              <w:spacing w:after="0" w:line="252" w:lineRule="auto"/>
+            </w:pPr>
+            <w:r>
+              <w:rPr>
+                <w:b/>
+                <w:bCs/>
+                <w:sz w:val="18"/>
+                <w:szCs w:val="18"/>
+              </w:rPr>
+              <w:t xml:space="preserve">Used in Veritas</w:t>
+            </w:r>
+          </w:p>
+        </w:tc>
+      </w:tr>
+      <w:tr>
+        <w:trPr>
+          <w:cantSplit/>
+        </w:trPr>
+        <w:tc>
+          <w:tcPr>
+            <w:tcW w:w="2815" w:type="dxa"/>
+          </w:tcPr>
+          <w:p>
+            <w:pPr>
+              <w:keepNext/>
+              <w:spacing w:after="0" w:line="252" w:lineRule="auto"/>
+            </w:pPr>
+            <w:r>
+              <w:rPr>
+                <w:sz w:val="18"/>
+                <w:szCs w:val="18"/>
+              </w:rPr>
+              <w:t xml:space="preserve">Agents vs. workflows</w:t>
+            </w:r>
+          </w:p>
+        </w:tc>
+        <w:tc>
+          <w:tcPr>
+            <w:tcW w:w="1490" w:type="dxa"/>
+          </w:tcPr>
+          <w:p>
+            <w:pPr>
+              <w:keepNext/>
+              <w:spacing w:after="0" w:line="252" w:lineRule="auto"/>
+            </w:pPr>
+            <w:r>
+              <w:rPr>
+                <w:sz w:val="18"/>
+                <w:szCs w:val="18"/>
+              </w:rPr>
+              <w:t xml:space="preserve">C1, C2, C4</w:t>
+            </w:r>
+          </w:p>
+        </w:tc>
+        <w:tc>
+          <w:tcPr>
+            <w:tcW w:w="5631" w:type="dxa"/>
+          </w:tcPr>
+          <w:p>
+            <w:pPr>
+              <w:keepNext/>
+              <w:spacing w:after="0" w:line="252" w:lineRule="auto"/>
+            </w:pPr>
+            <w:r>
+              <w:rPr>
+                <w:sz w:val="18"/>
+                <w:szCs w:val="18"/>
+              </w:rPr>
+              <w:t xml:space="preserve">Code for exact checks; LLMs only where judgement is needed</w:t>
+            </w:r>
+          </w:p>
+        </w:tc>
+      </w:tr>
+      <w:tr>
+        <w:trPr>
+          <w:cantSplit/>
+        </w:trPr>
+        <w:tc>
+          <w:tcPr>
+            <w:tcW w:w="2815" w:type="dxa"/>
+          </w:tcPr>
+          <w:p>
+            <w:pPr>
+              <w:keepNext/>
+              <w:spacing w:after="0" w:line="252" w:lineRule="auto"/>
+            </w:pPr>
+            <w:r>
+              <w:rPr>
+                <w:sz w:val="18"/>
+                <w:szCs w:val="18"/>
+              </w:rPr>
+              <w:t xml:space="preserve">Tool calling, agent loop</w:t>
+            </w:r>
+          </w:p>
+        </w:tc>
+        <w:tc>
+          <w:tcPr>
+            <w:tcW w:w="1490" w:type="dxa"/>
+          </w:tcPr>
+          <w:p>
+            <w:pPr>
+              <w:keepNext/>
+              <w:spacing w:after="0" w:line="252" w:lineRule="auto"/>
+            </w:pPr>
+            <w:r>
+              <w:rPr>
+                <w:sz w:val="18"/>
+                <w:szCs w:val="18"/>
+              </w:rPr>
+              <w:t xml:space="preserve">C2, C4</w:t>
+            </w:r>
+          </w:p>
+        </w:tc>
+        <w:tc>
+          <w:tcPr>
+            <w:tcW w:w="5631" w:type="dxa"/>
+          </w:tcPr>
+          <w:p>
+            <w:pPr>
+              <w:keepNext/>
+              <w:spacing w:after="0" w:line="252" w:lineRule="auto"/>
+            </w:pPr>
+            <w:r>
+              <w:rPr>
+                <w:sz w:val="18"/>
+                <w:szCs w:val="18"/>
+              </w:rPr>
+              <w:t xml:space="preserve">Researchers search until evidence suffices</w:t>
+            </w:r>
+          </w:p>
+        </w:tc>
+      </w:tr>
+      <w:tr>
+        <w:trPr>
+          <w:cantSplit/>
+        </w:trPr>
+        <w:tc>
+          <w:tcPr>
+            <w:tcW w:w="2815" w:type="dxa"/>
+          </w:tcPr>
+          <w:p>
+            <w:pPr>
+              <w:keepNext/>
+              <w:spacing w:after="0" w:line="252" w:lineRule="auto"/>
+            </w:pPr>
+            <w:r>
+              <w:rPr>
+                <w:sz w:val="18"/>
+                <w:szCs w:val="18"/>
+              </w:rPr>
+              <w:t xml:space="preserve">Structured outputs</w:t>
+            </w:r>
+          </w:p>
+        </w:tc>
+        <w:tc>
+          <w:tcPr>
+            <w:tcW w:w="1490" w:type="dxa"/>
+          </w:tcPr>
+          <w:p>
+            <w:pPr>
+              <w:keepNext/>
+              <w:spacing w:after="0" w:line="252" w:lineRule="auto"/>
+            </w:pPr>
+            <w:r>
+              <w:rPr>
+                <w:sz w:val="18"/>
+                <w:szCs w:val="18"/>
+              </w:rPr>
+              <w:t xml:space="preserve">C1, C2</w:t>
+            </w:r>
+          </w:p>
+        </w:tc>
+        <w:tc>
+          <w:tcPr>
+            <w:tcW w:w="5631" w:type="dxa"/>
+          </w:tcPr>
+          <w:p>
+            <w:pPr>
+              <w:keepNext/>
+              <w:spacing w:after="0" w:line="252" w:lineRule="auto"/>
+            </w:pPr>
+            <w:r>
+              <w:rPr>
+                <w:sz w:val="18"/>
+                <w:szCs w:val="18"/>
+              </w:rPr>
+              <w:t xml:space="preserve">Schema-validated JSON from agents</w:t>
+            </w:r>
+          </w:p>
+        </w:tc>
+      </w:tr>
+      <w:tr>
+        <w:trPr>
+          <w:cantSplit/>
+        </w:trPr>
+        <w:tc>
+          <w:tcPr>
+            <w:tcW w:w="2815" w:type="dxa"/>
+          </w:tcPr>
+          <w:p>
+            <w:pPr>
+              <w:keepNext/>
+              <w:spacing w:after="0" w:line="252" w:lineRule="auto"/>
+            </w:pPr>
+            <w:r>
+              <w:rPr>
+                <w:sz w:val="18"/>
+                <w:szCs w:val="18"/>
+              </w:rPr>
+              <w:t xml:space="preserve">Design patterns</w:t>
+            </w:r>
+          </w:p>
+        </w:tc>
+        <w:tc>
+          <w:tcPr>
+            <w:tcW w:w="1490" w:type="dxa"/>
+          </w:tcPr>
+          <w:p>
+            <w:pPr>
+              <w:keepNext/>
+              <w:spacing w:after="0" w:line="252" w:lineRule="auto"/>
+            </w:pPr>
+            <w:r>
+              <w:rPr>
+                <w:sz w:val="18"/>
+                <w:szCs w:val="18"/>
+              </w:rPr>
+              <w:t xml:space="preserve">C2</w:t>
+            </w:r>
+          </w:p>
+        </w:tc>
+        <w:tc>
+          <w:tcPr>
+            <w:tcW w:w="5631" w:type="dxa"/>
+          </w:tcPr>
+          <w:p>
+            <w:pPr>
+              <w:keepNext/>
+              <w:spacing w:after="0" w:line="252" w:lineRule="auto"/>
+            </w:pPr>
+            <w:r>
+              <w:rPr>
+                <w:sz w:val="18"/>
+                <w:szCs w:val="18"/>
+              </w:rPr>
+              <w:t xml:space="preserve">Routing, parallel fan-out, evaluator–optimizer loop</w:t>
+            </w:r>
+          </w:p>
+        </w:tc>
+      </w:tr>
+      <w:tr>
+        <w:trPr>
+          <w:cantSplit/>
+        </w:trPr>
+        <w:tc>
+          <w:tcPr>
+            <w:tcW w:w="2815" w:type="dxa"/>
+          </w:tcPr>
+          <w:p>
+            <w:pPr>
+              <w:keepNext/>
+              <w:spacing w:after="0" w:line="252" w:lineRule="auto"/>
+            </w:pPr>
+            <w:r>
+              <w:rPr>
+                <w:sz w:val="18"/>
+                <w:szCs w:val="18"/>
+              </w:rPr>
+              <w:t xml:space="preserve">LangGraph state and checkpointers</w:t>
+            </w:r>
+          </w:p>
+        </w:tc>
+        <w:tc>
+          <w:tcPr>
+            <w:tcW w:w="1490" w:type="dxa"/>
+          </w:tcPr>
+          <w:p>
+            <w:pPr>
+              <w:keepNext/>
+              <w:spacing w:after="0" w:line="252" w:lineRule="auto"/>
+            </w:pPr>
+            <w:r>
+              <w:rPr>
+                <w:sz w:val="18"/>
+                <w:szCs w:val="18"/>
+              </w:rPr>
+              <w:t xml:space="preserve">C2–C4</w:t>
+            </w:r>
+          </w:p>
+        </w:tc>
+        <w:tc>
+          <w:tcPr>
+            <w:tcW w:w="5631" w:type="dxa"/>
+          </w:tcPr>
+          <w:p>
+            <w:pPr>
+              <w:keepNext/>
+              <w:spacing w:after="0" w:line="252" w:lineRule="auto"/>
+            </w:pPr>
+            <w:r>
+              <w:rPr>
+                <w:sz w:val="18"/>
+                <w:szCs w:val="18"/>
+              </w:rPr>
+              <w:t xml:space="preserve">Workflow graph; interrupt and resume for plan review</w:t>
+            </w:r>
+          </w:p>
+        </w:tc>
+      </w:tr>
+      <w:tr>
+        <w:trPr>
+          <w:cantSplit/>
+        </w:trPr>
+        <w:tc>
+          <w:tcPr>
+            <w:tcW w:w="2815" w:type="dxa"/>
+          </w:tcPr>
+          <w:p>
+            <w:pPr>
+              <w:keepNext/>
+              <w:spacing w:after="0" w:line="252" w:lineRule="auto"/>
+            </w:pPr>
+            <w:r>
+              <w:rPr>
+                <w:sz w:val="18"/>
+                <w:szCs w:val="18"/>
+              </w:rPr>
+              <w:t xml:space="preserve">Model Context Protocol</w:t>
+            </w:r>
+          </w:p>
+        </w:tc>
+        <w:tc>
+          <w:tcPr>
+            <w:tcW w:w="1490" w:type="dxa"/>
+          </w:tcPr>
+          <w:p>
+            <w:pPr>
+              <w:keepNext/>
+              <w:spacing w:after="0" w:line="252" w:lineRule="auto"/>
+            </w:pPr>
+            <w:r>
+              <w:rPr>
+                <w:sz w:val="18"/>
+                <w:szCs w:val="18"/>
+              </w:rPr>
+              <w:t xml:space="preserve">C2</w:t>
+            </w:r>
+          </w:p>
+        </w:tc>
+        <w:tc>
+          <w:tcPr>
+            <w:tcW w:w="5631" w:type="dxa"/>
+          </w:tcPr>
+          <w:p>
+            <w:pPr>
+              <w:keepNext/>
+              <w:spacing w:after="0" w:line="252" w:lineRule="auto"/>
+            </w:pPr>
+            <w:r>
+              <w:rPr>
+                <w:sz w:val="18"/>
+                <w:szCs w:val="18"/>
+              </w:rPr>
+              <w:t xml:space="preserve">Search tools run in a separate MCP server</w:t>
+            </w:r>
+          </w:p>
+        </w:tc>
+      </w:tr>
+      <w:tr>
+        <w:trPr>
+          <w:cantSplit/>
+        </w:trPr>
+        <w:tc>
+          <w:tcPr>
+            <w:tcW w:w="2815" w:type="dxa"/>
+          </w:tcPr>
+          <w:p>
+            <w:pPr>
+              <w:keepNext/>
+              <w:spacing w:after="0" w:line="252" w:lineRule="auto"/>
+            </w:pPr>
+            <w:r>
+              <w:rPr>
+                <w:sz w:val="18"/>
+                <w:szCs w:val="18"/>
+              </w:rPr>
+              <w:t xml:space="preserve">RAG, re-ranking, CAG</w:t>
+            </w:r>
+          </w:p>
+        </w:tc>
+        <w:tc>
+          <w:tcPr>
+            <w:tcW w:w="1490" w:type="dxa"/>
+          </w:tcPr>
+          <w:p>
+            <w:pPr>
+              <w:keepNext/>
+              <w:spacing w:after="0" w:line="252" w:lineRule="auto"/>
+            </w:pPr>
+            <w:r>
+              <w:rPr>
+                <w:sz w:val="18"/>
+                <w:szCs w:val="18"/>
+              </w:rPr>
+              <w:t xml:space="preserve">C1, C3</w:t>
+            </w:r>
+          </w:p>
+        </w:tc>
+        <w:tc>
+          <w:tcPr>
+            <w:tcW w:w="5631" w:type="dxa"/>
+          </w:tcPr>
+          <w:p>
+            <w:pPr>
+              <w:keepNext/>
+              <w:spacing w:after="0" w:line="252" w:lineRule="auto"/>
+            </w:pPr>
+            <w:r>
+              <w:rPr>
+                <w:sz w:val="18"/>
+                <w:szCs w:val="18"/>
+              </w:rPr>
+              <w:t xml:space="preserve">Hybrid library search; CAG follow-up chat</w:t>
+            </w:r>
+          </w:p>
+        </w:tc>
+      </w:tr>
+      <w:tr>
+        <w:trPr>
+          <w:cantSplit/>
+        </w:trPr>
+        <w:tc>
+          <w:tcPr>
+            <w:tcW w:w="2815" w:type="dxa"/>
+          </w:tcPr>
+          <w:p>
+            <w:pPr>
+              <w:keepNext/>
+              <w:spacing w:after="0" w:line="252" w:lineRule="auto"/>
+            </w:pPr>
+            <w:r>
+              <w:rPr>
+                <w:sz w:val="18"/>
+                <w:szCs w:val="18"/>
+              </w:rPr>
+              <w:t xml:space="preserve">Corrective / reflexion RAG</w:t>
+            </w:r>
+          </w:p>
+        </w:tc>
+        <w:tc>
+          <w:tcPr>
+            <w:tcW w:w="1490" w:type="dxa"/>
+          </w:tcPr>
+          <w:p>
+            <w:pPr>
+              <w:keepNext/>
+              <w:spacing w:after="0" w:line="252" w:lineRule="auto"/>
+            </w:pPr>
+            <w:r>
+              <w:rPr>
+                <w:sz w:val="18"/>
+                <w:szCs w:val="18"/>
+              </w:rPr>
+              <w:t xml:space="preserve">C3</w:t>
+            </w:r>
+          </w:p>
+        </w:tc>
+        <w:tc>
+          <w:tcPr>
+            <w:tcW w:w="5631" w:type="dxa"/>
+          </w:tcPr>
+          <w:p>
+            <w:pPr>
+              <w:keepNext/>
+              <w:spacing w:after="0" w:line="252" w:lineRule="auto"/>
+            </w:pPr>
+            <w:r>
+              <w:rPr>
+                <w:sz w:val="18"/>
+                <w:szCs w:val="18"/>
+              </w:rPr>
+              <w:t xml:space="preserve">Critic returns weak drafts for revision</w:t>
+            </w:r>
+          </w:p>
+        </w:tc>
+      </w:tr>
+      <w:tr>
+        <w:trPr>
+          <w:cantSplit/>
+        </w:trPr>
+        <w:tc>
+          <w:tcPr>
+            <w:tcW w:w="2815" w:type="dxa"/>
+          </w:tcPr>
+          <w:p>
+            <w:pPr>
+              <w:keepNext/>
+              <w:spacing w:after="0" w:line="252" w:lineRule="auto"/>
+            </w:pPr>
+            <w:r>
+              <w:rPr>
+                <w:sz w:val="18"/>
+                <w:szCs w:val="18"/>
+              </w:rPr>
+              <w:t xml:space="preserve">Guardrails, evaluation</w:t>
+            </w:r>
+          </w:p>
+        </w:tc>
+        <w:tc>
+          <w:tcPr>
+            <w:tcW w:w="1490" w:type="dxa"/>
+          </w:tcPr>
+          <w:p>
+            <w:pPr>
+              <w:keepNext/>
+              <w:spacing w:after="0" w:line="252" w:lineRule="auto"/>
+            </w:pPr>
+            <w:r>
+              <w:rPr>
+                <w:sz w:val="18"/>
+                <w:szCs w:val="18"/>
+              </w:rPr>
+              <w:t xml:space="preserve">C1, C2</w:t>
+            </w:r>
+          </w:p>
+        </w:tc>
+        <w:tc>
+          <w:tcPr>
+            <w:tcW w:w="5631" w:type="dxa"/>
+          </w:tcPr>
+          <w:p>
+            <w:pPr>
+              <w:keepNext/>
+              <w:spacing w:after="0" w:line="252" w:lineRule="auto"/>
+            </w:pPr>
+            <w:r>
+              <w:rPr>
+                <w:sz w:val="18"/>
+                <w:szCs w:val="18"/>
+              </w:rPr>
+              <w:t xml:space="preserve">Injection screening, LLM-as-judge benchmark</w:t>
+            </w:r>
+          </w:p>
+        </w:tc>
+      </w:tr>
+      <w:tr>
+        <w:trPr>
+          <w:cantSplit/>
+        </w:trPr>
+        <w:tc>
+          <w:tcPr>
+            <w:tcW w:w="2815" w:type="dxa"/>
+          </w:tcPr>
+          <w:p>
+            <w:pPr>
+              <w:spacing w:after="0" w:line="252" w:lineRule="auto"/>
+            </w:pPr>
+            <w:r>
+              <w:rPr>
+                <w:sz w:val="18"/>
+                <w:szCs w:val="18"/>
+              </w:rPr>
+              <w:t xml:space="preserve">Reliability</w:t>
+            </w:r>
+          </w:p>
+        </w:tc>
+        <w:tc>
+          <w:tcPr>
+            <w:tcW w:w="1490" w:type="dxa"/>
+          </w:tcPr>
+          <w:p>
+            <w:pPr>
+              <w:spacing w:after="0" w:line="252" w:lineRule="auto"/>
+            </w:pPr>
+            <w:r>
+              <w:rPr>
+                <w:sz w:val="18"/>
+                <w:szCs w:val="18"/>
+              </w:rPr>
+              <w:t xml:space="preserve">C1, C2</w:t>
+            </w:r>
+          </w:p>
+        </w:tc>
+        <w:tc>
+          <w:tcPr>
+            <w:tcW w:w="5631" w:type="dxa"/>
+          </w:tcPr>
+          <w:p>
+            <w:pPr>
+              <w:spacing w:after="0" w:line="252" w:lineRule="auto"/>
+            </w:pPr>
+            <w:r>
+              <w:rPr>
+                <w:sz w:val="18"/>
+                <w:szCs w:val="18"/>
+              </w:rPr>
+              <w:t xml:space="preserve">Retries, model fallback, cool-downs, caching</w:t>
+            </w:r>
+          </w:p>
+        </w:tc>
+      </w:tr>
+    </w:tbl>
+    <w:p>
+      <w:pPr>
+        <w:spacing w:after="120"/>
+      </w:pPr>
     </w:p>
     <w:p>
       <w:pPr>
-        <w:pStyle w:val="ListParagraph"/>
-        <w:numPr>
-          <w:ilvl w:val="0"/>
-          <w:numId w:val="50"/>
-        </w:numPr>
-        <w:spacing w:after="60"/>
-      </w:pPr>
-      <w:r>
-        <w:t xml:space="preserve">Tool calling, agent loops, structured outputs (C2, C4).</w:t>
+        <w:pStyle w:val="Heading1"/>
+      </w:pPr>
+      <w:r>
+        <w:t xml:space="preserve">2. Understanding of Agentic AI</w:t>
       </w:r>
     </w:p>
     <w:p>
       <w:pPr>
-        <w:pStyle w:val="ListParagraph"/>
-        <w:numPr>
-          <w:ilvl w:val="0"/>
-          <w:numId w:val="50"/>
-        </w:numPr>
-        <w:spacing w:after="60"/>
-      </w:pPr>
-      <w:r>
-        <w:t xml:space="preserve">Patterns: chaining, routing, parallelisation, orchestrator–workers, evaluator–optimizer (C2).</w:t>
+        <w:pStyle w:val="Heading2"/>
+        <w:spacing w:after="80"/>
+      </w:pPr>
+      <w:r>
+        <w:t xml:space="preserve">What is an AI Agent?</w:t>
       </w:r>
     </w:p>
     <w:p>
       <w:pPr>
-        <w:pStyle w:val="ListParagraph"/>
-        <w:numPr>
-          <w:ilvl w:val="0"/>
-          <w:numId w:val="50"/>
-        </w:numPr>
-        <w:spacing w:after="60"/>
-      </w:pPr>
-      <w:r>
-        <w:t xml:space="preserve">LangGraph state, nodes, reducers, checkpointers, human-in-the-loop (C2–C4).</w:t>
+        <w:spacing w:after="140"/>
+      </w:pPr>
+      <w:r>
+        <w:t xml:space="preserve">An AI agent is an LLM pursuing a goal in a loop: reason, call a tool, observe the result, decide the next step (the ReAct pattern). It combines a model, instructions, tools and memory, with control code enforcing limits.</w:t>
       </w:r>
     </w:p>
     <w:p>
       <w:pPr>
-        <w:pStyle w:val="ListParagraph"/>
-        <w:numPr>
-          <w:ilvl w:val="0"/>
-          <w:numId w:val="50"/>
-        </w:numPr>
-        <w:spacing w:after="60"/>
-      </w:pPr>
-      <w:r>
-        <w:t xml:space="preserve">MCP hosts, clients and servers (C2).</w:t>
+        <w:spacing w:after="140"/>
+      </w:pPr>
+      <w:r>
+        <w:t xml:space="preserve">A single LLM call cannot use live data or check itself; a fixed workflow cannot adapt. Agents do both at the cost of predictability, so workflows should be used where the path is known.</w:t>
       </w:r>
     </w:p>
     <w:p>
       <w:pPr>
-        <w:pStyle w:val="ListParagraph"/>
-        <w:numPr>
-          <w:ilvl w:val="0"/>
-          <w:numId w:val="50"/>
-        </w:numPr>
-        <w:spacing w:after="60"/>
-      </w:pPr>
-      <w:r>
-        <w:t xml:space="preserve">RAG, BM25 re-ranking, CAG, corrective and reflexion RAG (C1, C3).</w:t>
-      </w:r>
-    </w:p>
-    <w:p>
-      <w:pPr>
-        <w:pStyle w:val="ListParagraph"/>
-        <w:numPr>
-          <w:ilvl w:val="0"/>
-          <w:numId w:val="50"/>
-        </w:numPr>
-        <w:spacing w:after="60"/>
-      </w:pPr>
-      <w:r>
-        <w:t xml:space="preserve">Guardrails, LLM-as-judge evaluation, tracing, fallbacks (C1, C2).</w:t>
-      </w:r>
-    </w:p>
-    <w:p>
-      <w:pPr>
-        <w:pStyle w:val="Heading1"/>
-      </w:pPr>
-      <w:r>
-        <w:t xml:space="preserve">2. Understanding of Agentic AI</w:t>
-      </w:r>
-    </w:p>
-    <w:p>
-      <w:pPr>
-        <w:pStyle w:val="Heading2"/>
-        <w:spacing w:after="80"/>
-      </w:pPr>
-      <w:r>
-        <w:t xml:space="preserve">What is an AI Agent?</w:t>
-      </w:r>
-    </w:p>
-    <w:p>
-      <w:pPr>
         <w:spacing w:after="140"/>
       </w:pPr>
       <w:r>
-        <w:t xml:space="preserve">An AI agent is an LLM pursuing a goal in a loop (reason, call a tool, observe, decide) using instructions, tools and memory. Unlike a single LLM call it uses live data and self-corrects; unlike a fixed workflow it adapts at run time. Agents can hallucinate, loop or be hijacked, so they need guardrails, limits, oversight and evaluation.</w:t>
+        <w:t xml:space="preserve">Multi-agent systems divide work among specialised agents through chaining, routing, parallelisation, orchestrator–workers and evaluator–optimizer patterns. Agents can hallucinate, loop or be hijacked by prompt injection, so they need guardrails, bounded loops, human checkpoints and evaluation.</w:t>
       </w:r>
     </w:p>
     <w:p>
@@ -397,6 +1019,21 @@
     </w:p>
     <w:p>
       <w:pPr>
+        <w:spacing w:after="80"/>
+      </w:pPr>
+      <w:r>
+        <w:rPr>
+          <w:b/>
+          <w:bCs/>
+        </w:rPr>
+        <w:t xml:space="preserve">Key Learning: </w:t>
+      </w:r>
+      <w:r>
+        <w:t xml:space="preserve">N8n workflows and agents, structured prompting, error handling, a calendar agent, RAG and CAG.</w:t>
+      </w:r>
+    </w:p>
+    <w:p>
+      <w:pPr>
         <w:pStyle w:val="ListParagraph"/>
         <w:numPr>
           <w:ilvl w:val="0"/>
@@ -462,6 +1099,21 @@
     </w:p>
     <w:p>
       <w:pPr>
+        <w:spacing w:after="80"/>
+      </w:pPr>
+      <w:r>
+        <w:rPr>
+          <w:b/>
+          <w:bCs/>
+        </w:rPr>
+        <w:t xml:space="preserve">Key Learning: </w:t>
+      </w:r>
+      <w:r>
+        <w:t xml:space="preserve">Agent loops, design patterns, guardrails, LLM-as-judge, Agents SDK, CrewAI, LangGraph and MCP servers.</w:t>
+      </w:r>
+    </w:p>
+    <w:p>
+      <w:pPr>
         <w:pStyle w:val="ListParagraph"/>
         <w:numPr>
           <w:ilvl w:val="0"/>
@@ -527,6 +1179,21 @@
     </w:p>
     <w:p>
       <w:pPr>
+        <w:spacing w:after="80"/>
+      </w:pPr>
+      <w:r>
+        <w:rPr>
+          <w:b/>
+          <w:bCs/>
+        </w:rPr>
+        <w:t xml:space="preserve">Key Learning: </w:t>
+      </w:r>
+      <w:r>
+        <w:t xml:space="preserve">(first 80%) Ollama, LangGraph, a SQL agent, ChromaDB ingestion, BM25 re-ranking, corrective and reflexion RAG.</w:t>
+      </w:r>
+    </w:p>
+    <w:p>
+      <w:pPr>
         <w:pStyle w:val="ListParagraph"/>
         <w:numPr>
           <w:ilvl w:val="0"/>
@@ -592,6 +1259,21 @@
     </w:p>
     <w:p>
       <w:pPr>
+        <w:spacing w:after="80"/>
+      </w:pPr>
+      <w:r>
+        <w:rPr>
+          <w:b/>
+          <w:bCs/>
+        </w:rPr>
+        <w:t xml:space="preserve">Key Learning: </w:t>
+      </w:r>
+      <w:r>
+        <w:t xml:space="preserve">(first 90%) agent fundamentals, multi-agent systems, LangGraph agents with knowledge bases and tools, Bedrock agents.</w:t>
+      </w:r>
+    </w:p>
+    <w:p>
+      <w:pPr>
         <w:spacing w:after="140"/>
       </w:pPr>
       <w:r>
@@ -639,14 +1321,509 @@
     </w:p>
     <w:p>
       <w:pPr>
-        <w:pStyle w:val="Heading1"/>
-      </w:pPr>
-      <w:r>
-        <w:t xml:space="preserve">5. Proposed Solution</w:t>
+        <w:pStyle w:val="Heading3"/>
+        <w:spacing w:after="60"/>
+      </w:pPr>
+      <w:r>
+        <w:t xml:space="preserve">Why an agentic solution</w:t>
       </w:r>
     </w:p>
     <w:p>
       <w:pPr>
+        <w:spacing w:after="140"/>
+      </w:pPr>
+      <w:r>
+        <w:t xml:space="preserve">A single call cannot query databases or verify citations, and a fixed pipeline cannot decide what to search for varied questions. The task needs agents that plan, search, judge and revise, inside deterministic safeguards that guarantee citation integrity.</w:t>
+      </w:r>
+    </w:p>
+    <w:p>
+      <w:pPr>
+        <w:pStyle w:val="Heading3"/>
+        <w:spacing w:after="60"/>
+      </w:pPr>
+      <w:r>
+        <w:t xml:space="preserve">Scope and success criteria</w:t>
+      </w:r>
+    </w:p>
+    <w:p>
+      <w:pPr>
+        <w:spacing w:after="140"/>
+      </w:pPr>
+      <w:r>
+        <w:t xml:space="preserve">Scope: research questions in any field, answered from scholarly metadata, abstracts and the user's documents; constraints: free-tier Gemini and public APIs.</w:t>
+      </w:r>
+    </w:p>
+    <w:p>
+      <w:pPr>
+        <w:pStyle w:val="Caption"/>
+        <w:keepNext/>
+        <w:spacing w:before="120" w:after="60"/>
+      </w:pPr>
+      <w:r>
+        <w:t xml:space="preserve">Table 2: Success criteria</w:t>
+      </w:r>
+    </w:p>
+    <w:tbl>
+      <w:tblPr>
+        <w:tblStyle w:val="TableGrid"/>
+        <w:tblW w:w="9936" w:type="dxa"/>
+        <w:tblBorders>
+          <w:top w:val="single" w:sz="4" w:space="0" w:color="A6B4C8"/>
+          <w:left w:val="single" w:sz="4" w:space="0" w:color="A6B4C8"/>
+          <w:bottom w:val="single" w:sz="4" w:space="0" w:color="A6B4C8"/>
+          <w:right w:val="single" w:sz="4" w:space="0" w:color="A6B4C8"/>
+          <w:insideH w:val="single" w:sz="4" w:space="0" w:color="A6B4C8"/>
+          <w:insideV w:val="single" w:sz="4" w:space="0" w:color="A6B4C8"/>
+        </w:tblBorders>
+        <w:tblLayout w:type="fixed"/>
+        <w:tblCellMar>
+          <w:top w:w="40" w:type="dxa"/>
+          <w:left w:w="90" w:type="dxa"/>
+          <w:bottom w:w="40" w:type="dxa"/>
+          <w:right w:w="90" w:type="dxa"/>
+        </w:tblCellMar>
+        <w:tblLook w:val="04A0" w:firstRow="1" w:lastRow="0" w:firstColumn="1" w:lastColumn="0" w:noHBand="0" w:noVBand="1"/>
+      </w:tblPr>
+      <w:tblGrid>
+        <w:gridCol w:w="4454"/>
+        <w:gridCol w:w="2740"/>
+        <w:gridCol w:w="2742"/>
+      </w:tblGrid>
+      <w:tr>
+        <w:trPr>
+          <w:tblHeader/>
+        </w:trPr>
+        <w:tc>
+          <w:tcPr>
+            <w:tcW w:w="4454" w:type="dxa"/>
+            <w:shd w:val="clear" w:color="auto" w:fill="F2F2F2"/>
+          </w:tcPr>
+          <w:p>
+            <w:pPr>
+              <w:keepNext/>
+              <w:spacing w:after="0" w:line="252" w:lineRule="auto"/>
+            </w:pPr>
+            <w:r>
+              <w:rPr>
+                <w:b/>
+                <w:bCs/>
+                <w:sz w:val="18"/>
+                <w:szCs w:val="18"/>
+              </w:rPr>
+              <w:t xml:space="preserve">Criterion</w:t>
+            </w:r>
+          </w:p>
+        </w:tc>
+        <w:tc>
+          <w:tcPr>
+            <w:tcW w:w="2740" w:type="dxa"/>
+            <w:shd w:val="clear" w:color="auto" w:fill="F2F2F2"/>
+          </w:tcPr>
+          <w:p>
+            <w:pPr>
+              <w:keepNext/>
+              <w:spacing w:after="0" w:line="252" w:lineRule="auto"/>
+            </w:pPr>
+            <w:r>
+              <w:rPr>
+                <w:b/>
+                <w:bCs/>
+                <w:sz w:val="18"/>
+                <w:szCs w:val="18"/>
+              </w:rPr>
+              <w:t xml:space="preserve">Target</w:t>
+            </w:r>
+          </w:p>
+        </w:tc>
+        <w:tc>
+          <w:tcPr>
+            <w:tcW w:w="2742" w:type="dxa"/>
+            <w:shd w:val="clear" w:color="auto" w:fill="F2F2F2"/>
+          </w:tcPr>
+          <w:p>
+            <w:pPr>
+              <w:keepNext/>
+              <w:spacing w:after="0" w:line="252" w:lineRule="auto"/>
+            </w:pPr>
+            <w:r>
+              <w:rPr>
+                <w:b/>
+                <w:bCs/>
+                <w:sz w:val="18"/>
+                <w:szCs w:val="18"/>
+              </w:rPr>
+              <w:t xml:space="preserve">Result (Section 7)</w:t>
+            </w:r>
+          </w:p>
+        </w:tc>
+      </w:tr>
+      <w:tr>
+        <w:trPr>
+          <w:cantSplit/>
+        </w:trPr>
+        <w:tc>
+          <w:tcPr>
+            <w:tcW w:w="4454" w:type="dxa"/>
+          </w:tcPr>
+          <w:p>
+            <w:pPr>
+              <w:keepNext/>
+              <w:spacing w:after="0" w:line="252" w:lineRule="auto"/>
+            </w:pPr>
+            <w:r>
+              <w:rPr>
+                <w:sz w:val="18"/>
+                <w:szCs w:val="18"/>
+              </w:rPr>
+              <w:t xml:space="preserve">References that exist</w:t>
+            </w:r>
+          </w:p>
+        </w:tc>
+        <w:tc>
+          <w:tcPr>
+            <w:tcW w:w="2740" w:type="dxa"/>
+          </w:tcPr>
+          <w:p>
+            <w:pPr>
+              <w:keepNext/>
+              <w:spacing w:after="0" w:line="252" w:lineRule="auto"/>
+            </w:pPr>
+            <w:r>
+              <w:rPr>
+                <w:sz w:val="18"/>
+                <w:szCs w:val="18"/>
+              </w:rPr>
+              <w:t xml:space="preserve">≥ 95%</w:t>
+            </w:r>
+          </w:p>
+        </w:tc>
+        <w:tc>
+          <w:tcPr>
+            <w:tcW w:w="2742" w:type="dxa"/>
+          </w:tcPr>
+          <w:p>
+            <w:pPr>
+              <w:keepNext/>
+              <w:spacing w:after="0" w:line="252" w:lineRule="auto"/>
+            </w:pPr>
+            <w:r>
+              <w:rPr>
+                <w:sz w:val="18"/>
+                <w:szCs w:val="18"/>
+              </w:rPr>
+              <w:t xml:space="preserve">100%</w:t>
+            </w:r>
+          </w:p>
+        </w:tc>
+      </w:tr>
+      <w:tr>
+        <w:trPr>
+          <w:cantSplit/>
+        </w:trPr>
+        <w:tc>
+          <w:tcPr>
+            <w:tcW w:w="4454" w:type="dxa"/>
+          </w:tcPr>
+          <w:p>
+            <w:pPr>
+              <w:keepNext/>
+              <w:spacing w:after="0" w:line="252" w:lineRule="auto"/>
+            </w:pPr>
+            <w:r>
+              <w:rPr>
+                <w:sz w:val="18"/>
+                <w:szCs w:val="18"/>
+              </w:rPr>
+              <w:t xml:space="preserve">Sentences carrying a citation</w:t>
+            </w:r>
+          </w:p>
+        </w:tc>
+        <w:tc>
+          <w:tcPr>
+            <w:tcW w:w="2740" w:type="dxa"/>
+          </w:tcPr>
+          <w:p>
+            <w:pPr>
+              <w:keepNext/>
+              <w:spacing w:after="0" w:line="252" w:lineRule="auto"/>
+            </w:pPr>
+            <w:r>
+              <w:rPr>
+                <w:sz w:val="18"/>
+                <w:szCs w:val="18"/>
+              </w:rPr>
+              <w:t xml:space="preserve">≥ 75%</w:t>
+            </w:r>
+          </w:p>
+        </w:tc>
+        <w:tc>
+          <w:tcPr>
+            <w:tcW w:w="2742" w:type="dxa"/>
+          </w:tcPr>
+          <w:p>
+            <w:pPr>
+              <w:keepNext/>
+              <w:spacing w:after="0" w:line="252" w:lineRule="auto"/>
+            </w:pPr>
+            <w:r>
+              <w:rPr>
+                <w:sz w:val="18"/>
+                <w:szCs w:val="18"/>
+              </w:rPr>
+              <w:t xml:space="preserve">87%</w:t>
+            </w:r>
+          </w:p>
+        </w:tc>
+      </w:tr>
+      <w:tr>
+        <w:trPr>
+          <w:cantSplit/>
+        </w:trPr>
+        <w:tc>
+          <w:tcPr>
+            <w:tcW w:w="4454" w:type="dxa"/>
+          </w:tcPr>
+          <w:p>
+            <w:pPr>
+              <w:keepNext/>
+              <w:spacing w:after="0" w:line="252" w:lineRule="auto"/>
+            </w:pPr>
+            <w:r>
+              <w:rPr>
+                <w:sz w:val="18"/>
+                <w:szCs w:val="18"/>
+              </w:rPr>
+              <w:t xml:space="preserve">Attacks and invalid inputs handled</w:t>
+            </w:r>
+          </w:p>
+        </w:tc>
+        <w:tc>
+          <w:tcPr>
+            <w:tcW w:w="2740" w:type="dxa"/>
+          </w:tcPr>
+          <w:p>
+            <w:pPr>
+              <w:keepNext/>
+              <w:spacing w:after="0" w:line="252" w:lineRule="auto"/>
+            </w:pPr>
+            <w:r>
+              <w:rPr>
+                <w:sz w:val="18"/>
+                <w:szCs w:val="18"/>
+              </w:rPr>
+              <w:t xml:space="preserve">All cases</w:t>
+            </w:r>
+          </w:p>
+        </w:tc>
+        <w:tc>
+          <w:tcPr>
+            <w:tcW w:w="2742" w:type="dxa"/>
+          </w:tcPr>
+          <w:p>
+            <w:pPr>
+              <w:keepNext/>
+              <w:spacing w:after="0" w:line="252" w:lineRule="auto"/>
+            </w:pPr>
+            <w:r>
+              <w:rPr>
+                <w:sz w:val="18"/>
+                <w:szCs w:val="18"/>
+              </w:rPr>
+              <w:t xml:space="preserve">15/15</w:t>
+            </w:r>
+          </w:p>
+        </w:tc>
+      </w:tr>
+      <w:tr>
+        <w:trPr>
+          <w:cantSplit/>
+        </w:trPr>
+        <w:tc>
+          <w:tcPr>
+            <w:tcW w:w="4454" w:type="dxa"/>
+          </w:tcPr>
+          <w:p>
+            <w:pPr>
+              <w:keepNext/>
+              <w:spacing w:after="0" w:line="252" w:lineRule="auto"/>
+            </w:pPr>
+            <w:r>
+              <w:rPr>
+                <w:sz w:val="18"/>
+                <w:szCs w:val="18"/>
+              </w:rPr>
+              <w:t xml:space="preserve">Time per standard brief</w:t>
+            </w:r>
+          </w:p>
+        </w:tc>
+        <w:tc>
+          <w:tcPr>
+            <w:tcW w:w="2740" w:type="dxa"/>
+          </w:tcPr>
+          <w:p>
+            <w:pPr>
+              <w:keepNext/>
+              <w:spacing w:after="0" w:line="252" w:lineRule="auto"/>
+            </w:pPr>
+            <w:r>
+              <w:rPr>
+                <w:sz w:val="18"/>
+                <w:szCs w:val="18"/>
+              </w:rPr>
+              <w:t xml:space="preserve">&lt; 2 min</w:t>
+            </w:r>
+          </w:p>
+        </w:tc>
+        <w:tc>
+          <w:tcPr>
+            <w:tcW w:w="2742" w:type="dxa"/>
+          </w:tcPr>
+          <w:p>
+            <w:pPr>
+              <w:keepNext/>
+              <w:spacing w:after="0" w:line="252" w:lineRule="auto"/>
+            </w:pPr>
+            <w:r>
+              <w:rPr>
+                <w:sz w:val="18"/>
+                <w:szCs w:val="18"/>
+              </w:rPr>
+              <w:t xml:space="preserve">58 s</w:t>
+            </w:r>
+          </w:p>
+        </w:tc>
+      </w:tr>
+      <w:tr>
+        <w:trPr>
+          <w:cantSplit/>
+        </w:trPr>
+        <w:tc>
+          <w:tcPr>
+            <w:tcW w:w="4454" w:type="dxa"/>
+          </w:tcPr>
+          <w:p>
+            <w:pPr>
+              <w:keepNext/>
+              <w:spacing w:after="0" w:line="252" w:lineRule="auto"/>
+            </w:pPr>
+            <w:r>
+              <w:rPr>
+                <w:sz w:val="18"/>
+                <w:szCs w:val="18"/>
+              </w:rPr>
+              <w:t xml:space="preserve">Model calls per run (free tier)</w:t>
+            </w:r>
+          </w:p>
+        </w:tc>
+        <w:tc>
+          <w:tcPr>
+            <w:tcW w:w="2740" w:type="dxa"/>
+          </w:tcPr>
+          <w:p>
+            <w:pPr>
+              <w:keepNext/>
+              <w:spacing w:after="0" w:line="252" w:lineRule="auto"/>
+            </w:pPr>
+            <w:r>
+              <w:rPr>
+                <w:sz w:val="18"/>
+                <w:szCs w:val="18"/>
+              </w:rPr>
+              <w:t xml:space="preserve">≤ 15</w:t>
+            </w:r>
+          </w:p>
+        </w:tc>
+        <w:tc>
+          <w:tcPr>
+            <w:tcW w:w="2742" w:type="dxa"/>
+          </w:tcPr>
+          <w:p>
+            <w:pPr>
+              <w:keepNext/>
+              <w:spacing w:after="0" w:line="252" w:lineRule="auto"/>
+            </w:pPr>
+            <w:r>
+              <w:rPr>
+                <w:sz w:val="18"/>
+                <w:szCs w:val="18"/>
+              </w:rPr>
+              <w:t xml:space="preserve">8.3</w:t>
+            </w:r>
+          </w:p>
+        </w:tc>
+      </w:tr>
+      <w:tr>
+        <w:trPr>
+          <w:cantSplit/>
+        </w:trPr>
+        <w:tc>
+          <w:tcPr>
+            <w:tcW w:w="4454" w:type="dxa"/>
+          </w:tcPr>
+          <w:p>
+            <w:pPr>
+              <w:spacing w:after="0" w:line="252" w:lineRule="auto"/>
+            </w:pPr>
+            <w:r>
+              <w:rPr>
+                <w:sz w:val="18"/>
+                <w:szCs w:val="18"/>
+              </w:rPr>
+              <w:t xml:space="preserve">Human oversight</w:t>
+            </w:r>
+          </w:p>
+        </w:tc>
+        <w:tc>
+          <w:tcPr>
+            <w:tcW w:w="2740" w:type="dxa"/>
+          </w:tcPr>
+          <w:p>
+            <w:pPr>
+              <w:spacing w:after="0" w:line="252" w:lineRule="auto"/>
+            </w:pPr>
+            <w:r>
+              <w:rPr>
+                <w:sz w:val="18"/>
+                <w:szCs w:val="18"/>
+              </w:rPr>
+              <w:t xml:space="preserve">Plan review and trace</w:t>
+            </w:r>
+          </w:p>
+        </w:tc>
+        <w:tc>
+          <w:tcPr>
+            <w:tcW w:w="2742" w:type="dxa"/>
+          </w:tcPr>
+          <w:p>
+            <w:pPr>
+              <w:spacing w:after="0" w:line="252" w:lineRule="auto"/>
+            </w:pPr>
+            <w:r>
+              <w:rPr>
+                <w:sz w:val="18"/>
+                <w:szCs w:val="18"/>
+              </w:rPr>
+              <w:t xml:space="preserve">Implemented</w:t>
+            </w:r>
+          </w:p>
+        </w:tc>
+      </w:tr>
+    </w:tbl>
+    <w:p>
+      <w:pPr>
+        <w:spacing w:after="120"/>
+      </w:pPr>
+    </w:p>
+    <w:p>
+      <w:pPr>
+        <w:pStyle w:val="Heading1"/>
+      </w:pPr>
+      <w:r>
+        <w:t xml:space="preserve">5. Proposed Solution</w:t>
+      </w:r>
+    </w:p>
+    <w:p>
+      <w:pPr>
         <w:pStyle w:val="Heading2"/>
         <w:spacing w:after="80"/>
       </w:pPr>
@@ -676,7 +1853,7 @@
         <w:spacing w:after="140"/>
       </w:pPr>
       <w:r>
-        <w:t xml:space="preserve">Agents plan, search OpenAlex, arXiv, Wikipedia and the user's documents, write a brief and critique it. The model never writes references: agents cite only IDs of retrieved records, code removes unknown IDs, and references are built from database metadata.</w:t>
+        <w:t xml:space="preserve">Agents plan, search OpenAlex, arXiv, Wikipedia and the user's documents, write a brief and critique it. The model never writes references: agents cite only IDs of retrieved records, code removes unknown IDs, and references are built from database metadata. Users can review the plan, add their own documents, watch agents live and ask follow-up questions.</w:t>
       </w:r>
     </w:p>
     <w:p>
@@ -744,22 +1921,1195 @@
     </w:p>
     <w:p>
       <w:pPr>
+        <w:pStyle w:val="Caption"/>
+        <w:keepNext/>
+        <w:spacing w:before="120" w:after="60"/>
+      </w:pPr>
+      <w:r>
+        <w:t xml:space="preserve">Table 3: Agent and tool roles</w:t>
+      </w:r>
+    </w:p>
+    <w:tbl>
+      <w:tblPr>
+        <w:tblStyle w:val="TableGrid"/>
+        <w:tblW w:w="9936" w:type="dxa"/>
+        <w:tblBorders>
+          <w:top w:val="single" w:sz="4" w:space="0" w:color="A6B4C8"/>
+          <w:left w:val="single" w:sz="4" w:space="0" w:color="A6B4C8"/>
+          <w:bottom w:val="single" w:sz="4" w:space="0" w:color="A6B4C8"/>
+          <w:right w:val="single" w:sz="4" w:space="0" w:color="A6B4C8"/>
+          <w:insideH w:val="single" w:sz="4" w:space="0" w:color="A6B4C8"/>
+          <w:insideV w:val="single" w:sz="4" w:space="0" w:color="A6B4C8"/>
+        </w:tblBorders>
+        <w:tblLayout w:type="fixed"/>
+        <w:tblCellMar>
+          <w:top w:w="40" w:type="dxa"/>
+          <w:left w:w="90" w:type="dxa"/>
+          <w:bottom w:w="40" w:type="dxa"/>
+          <w:right w:w="90" w:type="dxa"/>
+        </w:tblCellMar>
+        <w:tblLook w:val="04A0" w:firstRow="1" w:lastRow="0" w:firstColumn="1" w:lastColumn="0" w:noHBand="0" w:noVBand="1"/>
+      </w:tblPr>
+      <w:tblGrid>
+        <w:gridCol w:w="1602"/>
+        <w:gridCol w:w="1602"/>
+        <w:gridCol w:w="3525"/>
+        <w:gridCol w:w="3207"/>
+      </w:tblGrid>
+      <w:tr>
+        <w:trPr>
+          <w:tblHeader/>
+        </w:trPr>
+        <w:tc>
+          <w:tcPr>
+            <w:tcW w:w="1602" w:type="dxa"/>
+            <w:shd w:val="clear" w:color="auto" w:fill="F2F2F2"/>
+          </w:tcPr>
+          <w:p>
+            <w:pPr>
+              <w:keepNext/>
+              <w:spacing w:after="0" w:line="252" w:lineRule="auto"/>
+            </w:pPr>
+            <w:r>
+              <w:rPr>
+                <w:b/>
+                <w:bCs/>
+                <w:sz w:val="17"/>
+                <w:szCs w:val="17"/>
+              </w:rPr>
+              <w:t xml:space="preserve">Component</w:t>
+            </w:r>
+          </w:p>
+        </w:tc>
+        <w:tc>
+          <w:tcPr>
+            <w:tcW w:w="1602" w:type="dxa"/>
+            <w:shd w:val="clear" w:color="auto" w:fill="F2F2F2"/>
+          </w:tcPr>
+          <w:p>
+            <w:pPr>
+              <w:keepNext/>
+              <w:spacing w:after="0" w:line="252" w:lineRule="auto"/>
+            </w:pPr>
+            <w:r>
+              <w:rPr>
+                <w:b/>
+                <w:bCs/>
+                <w:sz w:val="17"/>
+                <w:szCs w:val="17"/>
+              </w:rPr>
+              <w:t xml:space="preserve">Type</w:t>
+            </w:r>
+          </w:p>
+        </w:tc>
+        <w:tc>
+          <w:tcPr>
+            <w:tcW w:w="3525" w:type="dxa"/>
+            <w:shd w:val="clear" w:color="auto" w:fill="F2F2F2"/>
+          </w:tcPr>
+          <w:p>
+            <w:pPr>
+              <w:keepNext/>
+              <w:spacing w:after="0" w:line="252" w:lineRule="auto"/>
+            </w:pPr>
+            <w:r>
+              <w:rPr>
+                <w:b/>
+                <w:bCs/>
+                <w:sz w:val="17"/>
+                <w:szCs w:val="17"/>
+              </w:rPr>
+              <w:t xml:space="preserve">Responsibility</w:t>
+            </w:r>
+          </w:p>
+        </w:tc>
+        <w:tc>
+          <w:tcPr>
+            <w:tcW w:w="3207" w:type="dxa"/>
+            <w:shd w:val="clear" w:color="auto" w:fill="F2F2F2"/>
+          </w:tcPr>
+          <w:p>
+            <w:pPr>
+              <w:keepNext/>
+              <w:spacing w:after="0" w:line="252" w:lineRule="auto"/>
+            </w:pPr>
+            <w:r>
+              <w:rPr>
+                <w:b/>
+                <w:bCs/>
+                <w:sz w:val="17"/>
+                <w:szCs w:val="17"/>
+              </w:rPr>
+              <w:t xml:space="preserve">Why a separate role</w:t>
+            </w:r>
+          </w:p>
+        </w:tc>
+      </w:tr>
+      <w:tr>
+        <w:trPr>
+          <w:cantSplit/>
+        </w:trPr>
+        <w:tc>
+          <w:tcPr>
+            <w:tcW w:w="1602" w:type="dxa"/>
+          </w:tcPr>
+          <w:p>
+            <w:pPr>
+              <w:keepNext/>
+              <w:spacing w:after="0" w:line="252" w:lineRule="auto"/>
+            </w:pPr>
+            <w:r>
+              <w:rPr>
+                <w:sz w:val="17"/>
+                <w:szCs w:val="17"/>
+              </w:rPr>
+              <w:t xml:space="preserve">Guardrail</w:t>
+            </w:r>
+          </w:p>
+        </w:tc>
+        <w:tc>
+          <w:tcPr>
+            <w:tcW w:w="1602" w:type="dxa"/>
+          </w:tcPr>
+          <w:p>
+            <w:pPr>
+              <w:keepNext/>
+              <w:spacing w:after="0" w:line="252" w:lineRule="auto"/>
+            </w:pPr>
+            <w:r>
+              <w:rPr>
+                <w:sz w:val="17"/>
+                <w:szCs w:val="17"/>
+              </w:rPr>
+              <w:t xml:space="preserve">Code</w:t>
+            </w:r>
+          </w:p>
+        </w:tc>
+        <w:tc>
+          <w:tcPr>
+            <w:tcW w:w="3525" w:type="dxa"/>
+          </w:tcPr>
+          <w:p>
+            <w:pPr>
+              <w:keepNext/>
+              <w:spacing w:after="0" w:line="252" w:lineRule="auto"/>
+            </w:pPr>
+            <w:r>
+              <w:rPr>
+                <w:sz w:val="17"/>
+                <w:szCs w:val="17"/>
+              </w:rPr>
+              <w:t xml:space="preserve">Blocks injection, redacts personal data</w:t>
+            </w:r>
+          </w:p>
+        </w:tc>
+        <w:tc>
+          <w:tcPr>
+            <w:tcW w:w="3207" w:type="dxa"/>
+          </w:tcPr>
+          <w:p>
+            <w:pPr>
+              <w:keepNext/>
+              <w:spacing w:after="0" w:line="252" w:lineRule="auto"/>
+            </w:pPr>
+            <w:r>
+              <w:rPr>
+                <w:sz w:val="17"/>
+                <w:szCs w:val="17"/>
+              </w:rPr>
+              <w:t xml:space="preserve">Cheap, auditable</w:t>
+            </w:r>
+          </w:p>
+        </w:tc>
+      </w:tr>
+      <w:tr>
+        <w:trPr>
+          <w:cantSplit/>
+        </w:trPr>
+        <w:tc>
+          <w:tcPr>
+            <w:tcW w:w="1602" w:type="dxa"/>
+          </w:tcPr>
+          <w:p>
+            <w:pPr>
+              <w:keepNext/>
+              <w:spacing w:after="0" w:line="252" w:lineRule="auto"/>
+            </w:pPr>
+            <w:r>
+              <w:rPr>
+                <w:sz w:val="17"/>
+                <w:szCs w:val="17"/>
+              </w:rPr>
+              <w:t xml:space="preserve">Memory</w:t>
+            </w:r>
+          </w:p>
+        </w:tc>
+        <w:tc>
+          <w:tcPr>
+            <w:tcW w:w="1602" w:type="dxa"/>
+          </w:tcPr>
+          <w:p>
+            <w:pPr>
+              <w:keepNext/>
+              <w:spacing w:after="0" w:line="252" w:lineRule="auto"/>
+            </w:pPr>
+            <w:r>
+              <w:rPr>
+                <w:sz w:val="17"/>
+                <w:szCs w:val="17"/>
+              </w:rPr>
+              <w:t xml:space="preserve">Embeddings</w:t>
+            </w:r>
+          </w:p>
+        </w:tc>
+        <w:tc>
+          <w:tcPr>
+            <w:tcW w:w="3525" w:type="dxa"/>
+          </w:tcPr>
+          <w:p>
+            <w:pPr>
+              <w:keepNext/>
+              <w:spacing w:after="0" w:line="252" w:lineRule="auto"/>
+            </w:pPr>
+            <w:r>
+              <w:rPr>
+                <w:sz w:val="17"/>
+                <w:szCs w:val="17"/>
+              </w:rPr>
+              <w:t xml:space="preserve">Recalls similar past runs</w:t>
+            </w:r>
+          </w:p>
+        </w:tc>
+        <w:tc>
+          <w:tcPr>
+            <w:tcW w:w="3207" w:type="dxa"/>
+          </w:tcPr>
+          <w:p>
+            <w:pPr>
+              <w:keepNext/>
+              <w:spacing w:after="0" w:line="252" w:lineRule="auto"/>
+            </w:pPr>
+            <w:r>
+              <w:rPr>
+                <w:sz w:val="17"/>
+                <w:szCs w:val="17"/>
+              </w:rPr>
+              <w:t xml:space="preserve">Builds on earlier work</w:t>
+            </w:r>
+          </w:p>
+        </w:tc>
+      </w:tr>
+      <w:tr>
+        <w:trPr>
+          <w:cantSplit/>
+        </w:trPr>
+        <w:tc>
+          <w:tcPr>
+            <w:tcW w:w="1602" w:type="dxa"/>
+          </w:tcPr>
+          <w:p>
+            <w:pPr>
+              <w:keepNext/>
+              <w:spacing w:after="0" w:line="252" w:lineRule="auto"/>
+            </w:pPr>
+            <w:r>
+              <w:rPr>
+                <w:sz w:val="17"/>
+                <w:szCs w:val="17"/>
+              </w:rPr>
+              <w:t xml:space="preserve">Planner</w:t>
+            </w:r>
+          </w:p>
+        </w:tc>
+        <w:tc>
+          <w:tcPr>
+            <w:tcW w:w="1602" w:type="dxa"/>
+          </w:tcPr>
+          <w:p>
+            <w:pPr>
+              <w:keepNext/>
+              <w:spacing w:after="0" w:line="252" w:lineRule="auto"/>
+            </w:pPr>
+            <w:r>
+              <w:rPr>
+                <w:sz w:val="17"/>
+                <w:szCs w:val="17"/>
+              </w:rPr>
+              <w:t xml:space="preserve">LLM (smart)</w:t>
+            </w:r>
+          </w:p>
+        </w:tc>
+        <w:tc>
+          <w:tcPr>
+            <w:tcW w:w="3525" w:type="dxa"/>
+          </w:tcPr>
+          <w:p>
+            <w:pPr>
+              <w:keepNext/>
+              <w:spacing w:after="0" w:line="252" w:lineRule="auto"/>
+            </w:pPr>
+            <w:r>
+              <w:rPr>
+                <w:sz w:val="17"/>
+                <w:szCs w:val="17"/>
+              </w:rPr>
+              <w:t xml:space="preserve">Checks scope, writes sub-questions, routes them to tools</w:t>
+            </w:r>
+          </w:p>
+        </w:tc>
+        <w:tc>
+          <w:tcPr>
+            <w:tcW w:w="3207" w:type="dxa"/>
+          </w:tcPr>
+          <w:p>
+            <w:pPr>
+              <w:keepNext/>
+              <w:spacing w:after="0" w:line="252" w:lineRule="auto"/>
+            </w:pPr>
+            <w:r>
+              <w:rPr>
+                <w:sz w:val="17"/>
+                <w:szCs w:val="17"/>
+              </w:rPr>
+              <w:t xml:space="preserve">Quality drives later steps</w:t>
+            </w:r>
+          </w:p>
+        </w:tc>
+      </w:tr>
+      <w:tr>
+        <w:trPr>
+          <w:cantSplit/>
+        </w:trPr>
+        <w:tc>
+          <w:tcPr>
+            <w:tcW w:w="1602" w:type="dxa"/>
+          </w:tcPr>
+          <w:p>
+            <w:pPr>
+              <w:keepNext/>
+              <w:spacing w:after="0" w:line="252" w:lineRule="auto"/>
+            </w:pPr>
+            <w:r>
+              <w:rPr>
+                <w:sz w:val="17"/>
+                <w:szCs w:val="17"/>
+              </w:rPr>
+              <w:t xml:space="preserve">Plan review</w:t>
+            </w:r>
+          </w:p>
+        </w:tc>
+        <w:tc>
+          <w:tcPr>
+            <w:tcW w:w="1602" w:type="dxa"/>
+          </w:tcPr>
+          <w:p>
+            <w:pPr>
+              <w:keepNext/>
+              <w:spacing w:after="0" w:line="252" w:lineRule="auto"/>
+            </w:pPr>
+            <w:r>
+              <w:rPr>
+                <w:sz w:val="17"/>
+                <w:szCs w:val="17"/>
+              </w:rPr>
+              <w:t xml:space="preserve">Human</w:t>
+            </w:r>
+          </w:p>
+        </w:tc>
+        <w:tc>
+          <w:tcPr>
+            <w:tcW w:w="3525" w:type="dxa"/>
+          </w:tcPr>
+          <w:p>
+            <w:pPr>
+              <w:keepNext/>
+              <w:spacing w:after="0" w:line="252" w:lineRule="auto"/>
+            </w:pPr>
+            <w:r>
+              <w:rPr>
+                <w:sz w:val="17"/>
+                <w:szCs w:val="17"/>
+              </w:rPr>
+              <w:t xml:space="preserve">Edit, approve or reject the plan</w:t>
+            </w:r>
+          </w:p>
+        </w:tc>
+        <w:tc>
+          <w:tcPr>
+            <w:tcW w:w="3207" w:type="dxa"/>
+          </w:tcPr>
+          <w:p>
+            <w:pPr>
+              <w:keepNext/>
+              <w:spacing w:after="0" w:line="252" w:lineRule="auto"/>
+            </w:pPr>
+            <w:r>
+              <w:rPr>
+                <w:sz w:val="17"/>
+                <w:szCs w:val="17"/>
+              </w:rPr>
+              <w:t xml:space="preserve">Oversight before any cost is spent</w:t>
+            </w:r>
+          </w:p>
+        </w:tc>
+      </w:tr>
+      <w:tr>
+        <w:trPr>
+          <w:cantSplit/>
+        </w:trPr>
+        <w:tc>
+          <w:tcPr>
+            <w:tcW w:w="1602" w:type="dxa"/>
+          </w:tcPr>
+          <w:p>
+            <w:pPr>
+              <w:keepNext/>
+              <w:spacing w:after="0" w:line="252" w:lineRule="auto"/>
+            </w:pPr>
+            <w:r>
+              <w:rPr>
+                <w:sz w:val="17"/>
+                <w:szCs w:val="17"/>
+              </w:rPr>
+              <w:t xml:space="preserve">Researchers</w:t>
+            </w:r>
+          </w:p>
+        </w:tc>
+        <w:tc>
+          <w:tcPr>
+            <w:tcW w:w="1602" w:type="dxa"/>
+          </w:tcPr>
+          <w:p>
+            <w:pPr>
+              <w:keepNext/>
+              <w:spacing w:after="0" w:line="252" w:lineRule="auto"/>
+            </w:pPr>
+            <w:r>
+              <w:rPr>
+                <w:sz w:val="17"/>
+                <w:szCs w:val="17"/>
+              </w:rPr>
+              <w:t xml:space="preserve">LLM (fast), parallel</w:t>
+            </w:r>
+          </w:p>
+        </w:tc>
+        <w:tc>
+          <w:tcPr>
+            <w:tcW w:w="3525" w:type="dxa"/>
+          </w:tcPr>
+          <w:p>
+            <w:pPr>
+              <w:keepNext/>
+              <w:spacing w:after="0" w:line="252" w:lineRule="auto"/>
+            </w:pPr>
+            <w:r>
+              <w:rPr>
+                <w:sz w:val="17"/>
+                <w:szCs w:val="17"/>
+              </w:rPr>
+              <w:t xml:space="preserve">Search via MCP, then refine; findings tied to source IDs</w:t>
+            </w:r>
+          </w:p>
+        </w:tc>
+        <w:tc>
+          <w:tcPr>
+            <w:tcW w:w="3207" w:type="dxa"/>
+          </w:tcPr>
+          <w:p>
+            <w:pPr>
+              <w:keepNext/>
+              <w:spacing w:after="0" w:line="252" w:lineRule="auto"/>
+            </w:pPr>
+            <w:r>
+              <w:rPr>
+                <w:sz w:val="17"/>
+                <w:szCs w:val="17"/>
+              </w:rPr>
+              <w:t xml:space="preserve">Focused contexts; parallel speed</w:t>
+            </w:r>
+          </w:p>
+        </w:tc>
+      </w:tr>
+      <w:tr>
+        <w:trPr>
+          <w:cantSplit/>
+        </w:trPr>
+        <w:tc>
+          <w:tcPr>
+            <w:tcW w:w="1602" w:type="dxa"/>
+          </w:tcPr>
+          <w:p>
+            <w:pPr>
+              <w:keepNext/>
+              <w:spacing w:after="0" w:line="252" w:lineRule="auto"/>
+            </w:pPr>
+            <w:r>
+              <w:rPr>
+                <w:sz w:val="17"/>
+                <w:szCs w:val="17"/>
+              </w:rPr>
+              <w:t xml:space="preserve">Writer</w:t>
+            </w:r>
+          </w:p>
+        </w:tc>
+        <w:tc>
+          <w:tcPr>
+            <w:tcW w:w="1602" w:type="dxa"/>
+          </w:tcPr>
+          <w:p>
+            <w:pPr>
+              <w:keepNext/>
+              <w:spacing w:after="0" w:line="252" w:lineRule="auto"/>
+            </w:pPr>
+            <w:r>
+              <w:rPr>
+                <w:sz w:val="17"/>
+                <w:szCs w:val="17"/>
+              </w:rPr>
+              <w:t xml:space="preserve">LLM (smart)</w:t>
+            </w:r>
+          </w:p>
+        </w:tc>
+        <w:tc>
+          <w:tcPr>
+            <w:tcW w:w="3525" w:type="dxa"/>
+          </w:tcPr>
+          <w:p>
+            <w:pPr>
+              <w:keepNext/>
+              <w:spacing w:after="0" w:line="252" w:lineRule="auto"/>
+            </w:pPr>
+            <w:r>
+              <w:rPr>
+                <w:sz w:val="17"/>
+                <w:szCs w:val="17"/>
+              </w:rPr>
+              <w:t xml:space="preserve">Cited brief from findings only</w:t>
+            </w:r>
+          </w:p>
+        </w:tc>
+        <w:tc>
+          <w:tcPr>
+            <w:tcW w:w="3207" w:type="dxa"/>
+          </w:tcPr>
+          <w:p>
+            <w:pPr>
+              <w:keepNext/>
+              <w:spacing w:after="0" w:line="252" w:lineRule="auto"/>
+            </w:pPr>
+            <w:r>
+              <w:rPr>
+                <w:sz w:val="17"/>
+                <w:szCs w:val="17"/>
+              </w:rPr>
+              <w:t xml:space="preserve">One consistent voice</w:t>
+            </w:r>
+          </w:p>
+        </w:tc>
+      </w:tr>
+      <w:tr>
+        <w:trPr>
+          <w:cantSplit/>
+        </w:trPr>
+        <w:tc>
+          <w:tcPr>
+            <w:tcW w:w="1602" w:type="dxa"/>
+          </w:tcPr>
+          <w:p>
+            <w:pPr>
+              <w:keepNext/>
+              <w:spacing w:after="0" w:line="252" w:lineRule="auto"/>
+            </w:pPr>
+            <w:r>
+              <w:rPr>
+                <w:sz w:val="17"/>
+                <w:szCs w:val="17"/>
+              </w:rPr>
+              <w:t xml:space="preserve">Verifier</w:t>
+            </w:r>
+          </w:p>
+        </w:tc>
+        <w:tc>
+          <w:tcPr>
+            <w:tcW w:w="1602" w:type="dxa"/>
+          </w:tcPr>
+          <w:p>
+            <w:pPr>
+              <w:keepNext/>
+              <w:spacing w:after="0" w:line="252" w:lineRule="auto"/>
+            </w:pPr>
+            <w:r>
+              <w:rPr>
+                <w:sz w:val="17"/>
+                <w:szCs w:val="17"/>
+              </w:rPr>
+              <w:t xml:space="preserve">Code</w:t>
+            </w:r>
+          </w:p>
+        </w:tc>
+        <w:tc>
+          <w:tcPr>
+            <w:tcW w:w="3525" w:type="dxa"/>
+          </w:tcPr>
+          <w:p>
+            <w:pPr>
+              <w:keepNext/>
+              <w:spacing w:after="0" w:line="252" w:lineRule="auto"/>
+            </w:pPr>
+            <w:r>
+              <w:rPr>
+                <w:sz w:val="17"/>
+                <w:szCs w:val="17"/>
+              </w:rPr>
+              <w:t xml:space="preserve">Removes invalid citations, measures coverage</w:t>
+            </w:r>
+          </w:p>
+        </w:tc>
+        <w:tc>
+          <w:tcPr>
+            <w:tcW w:w="3207" w:type="dxa"/>
+          </w:tcPr>
+          <w:p>
+            <w:pPr>
+              <w:keepNext/>
+              <w:spacing w:after="0" w:line="252" w:lineRule="auto"/>
+            </w:pPr>
+            <w:r>
+              <w:rPr>
+                <w:sz w:val="17"/>
+                <w:szCs w:val="17"/>
+              </w:rPr>
+              <w:t xml:space="preserve">Exact checks belong in code</w:t>
+            </w:r>
+          </w:p>
+        </w:tc>
+      </w:tr>
+      <w:tr>
+        <w:trPr>
+          <w:cantSplit/>
+        </w:trPr>
+        <w:tc>
+          <w:tcPr>
+            <w:tcW w:w="1602" w:type="dxa"/>
+          </w:tcPr>
+          <w:p>
+            <w:pPr>
+              <w:keepNext/>
+              <w:spacing w:after="0" w:line="252" w:lineRule="auto"/>
+            </w:pPr>
+            <w:r>
+              <w:rPr>
+                <w:sz w:val="17"/>
+                <w:szCs w:val="17"/>
+              </w:rPr>
+              <w:t xml:space="preserve">Critic</w:t>
+            </w:r>
+          </w:p>
+        </w:tc>
+        <w:tc>
+          <w:tcPr>
+            <w:tcW w:w="1602" w:type="dxa"/>
+          </w:tcPr>
+          <w:p>
+            <w:pPr>
+              <w:keepNext/>
+              <w:spacing w:after="0" w:line="252" w:lineRule="auto"/>
+            </w:pPr>
+            <w:r>
+              <w:rPr>
+                <w:sz w:val="17"/>
+                <w:szCs w:val="17"/>
+              </w:rPr>
+              <w:t xml:space="preserve">LLM (smart)</w:t>
+            </w:r>
+          </w:p>
+        </w:tc>
+        <w:tc>
+          <w:tcPr>
+            <w:tcW w:w="3525" w:type="dxa"/>
+          </w:tcPr>
+          <w:p>
+            <w:pPr>
+              <w:keepNext/>
+              <w:spacing w:after="0" w:line="252" w:lineRule="auto"/>
+            </w:pPr>
+            <w:r>
+              <w:rPr>
+                <w:sz w:val="17"/>
+                <w:szCs w:val="17"/>
+              </w:rPr>
+              <w:t xml:space="preserve">Scores coverage, groundedness, clarity, balance</w:t>
+            </w:r>
+          </w:p>
+        </w:tc>
+        <w:tc>
+          <w:tcPr>
+            <w:tcW w:w="3207" w:type="dxa"/>
+          </w:tcPr>
+          <w:p>
+            <w:pPr>
+              <w:keepNext/>
+              <w:spacing w:after="0" w:line="252" w:lineRule="auto"/>
+            </w:pPr>
+            <w:r>
+              <w:rPr>
+                <w:sz w:val="17"/>
+                <w:szCs w:val="17"/>
+              </w:rPr>
+              <w:t xml:space="preserve">Independent evaluator</w:t>
+            </w:r>
+          </w:p>
+        </w:tc>
+      </w:tr>
+      <w:tr>
+        <w:trPr>
+          <w:cantSplit/>
+        </w:trPr>
+        <w:tc>
+          <w:tcPr>
+            <w:tcW w:w="1602" w:type="dxa"/>
+          </w:tcPr>
+          <w:p>
+            <w:pPr>
+              <w:spacing w:after="0" w:line="252" w:lineRule="auto"/>
+            </w:pPr>
+            <w:r>
+              <w:rPr>
+                <w:sz w:val="17"/>
+                <w:szCs w:val="17"/>
+              </w:rPr>
+              <w:t xml:space="preserve">Publisher</w:t>
+            </w:r>
+          </w:p>
+        </w:tc>
+        <w:tc>
+          <w:tcPr>
+            <w:tcW w:w="1602" w:type="dxa"/>
+          </w:tcPr>
+          <w:p>
+            <w:pPr>
+              <w:spacing w:after="0" w:line="252" w:lineRule="auto"/>
+            </w:pPr>
+            <w:r>
+              <w:rPr>
+                <w:sz w:val="17"/>
+                <w:szCs w:val="17"/>
+              </w:rPr>
+              <w:t xml:space="preserve">Code</w:t>
+            </w:r>
+          </w:p>
+        </w:tc>
+        <w:tc>
+          <w:tcPr>
+            <w:tcW w:w="3525" w:type="dxa"/>
+          </w:tcPr>
+          <w:p>
+            <w:pPr>
+              <w:spacing w:after="0" w:line="252" w:lineRule="auto"/>
+            </w:pPr>
+            <w:r>
+              <w:rPr>
+                <w:sz w:val="17"/>
+                <w:szCs w:val="17"/>
+              </w:rPr>
+              <w:t xml:space="preserve">Builds references from metadata</w:t>
+            </w:r>
+          </w:p>
+        </w:tc>
+        <w:tc>
+          <w:tcPr>
+            <w:tcW w:w="3207" w:type="dxa"/>
+          </w:tcPr>
+          <w:p>
+            <w:pPr>
+              <w:spacing w:after="0" w:line="252" w:lineRule="auto"/>
+            </w:pPr>
+            <w:r>
+              <w:rPr>
+                <w:sz w:val="17"/>
+                <w:szCs w:val="17"/>
+              </w:rPr>
+              <w:t xml:space="preserve">References can never be invented</w:t>
+            </w:r>
+          </w:p>
+        </w:tc>
+      </w:tr>
+    </w:tbl>
+    <w:p>
+      <w:pPr>
+        <w:spacing w:after="120"/>
+      </w:pPr>
+    </w:p>
+    <w:p>
+      <w:pPr>
+        <w:pStyle w:val="Caption"/>
+        <w:keepNext/>
+        <w:spacing w:before="120" w:after="60"/>
+      </w:pPr>
+      <w:r>
+        <w:t xml:space="preserve">Table 4: Tools exposed by the MCP server</w:t>
+      </w:r>
+    </w:p>
+    <w:tbl>
+      <w:tblPr>
+        <w:tblStyle w:val="TableGrid"/>
+        <w:tblW w:w="9936" w:type="dxa"/>
+        <w:tblBorders>
+          <w:top w:val="single" w:sz="4" w:space="0" w:color="A6B4C8"/>
+          <w:left w:val="single" w:sz="4" w:space="0" w:color="A6B4C8"/>
+          <w:bottom w:val="single" w:sz="4" w:space="0" w:color="A6B4C8"/>
+          <w:right w:val="single" w:sz="4" w:space="0" w:color="A6B4C8"/>
+          <w:insideH w:val="single" w:sz="4" w:space="0" w:color="A6B4C8"/>
+          <w:insideV w:val="single" w:sz="4" w:space="0" w:color="A6B4C8"/>
+        </w:tblBorders>
+        <w:tblLayout w:type="fixed"/>
+        <w:tblCellMar>
+          <w:top w:w="40" w:type="dxa"/>
+          <w:left w:w="90" w:type="dxa"/>
+          <w:bottom w:w="40" w:type="dxa"/>
+          <w:right w:w="90" w:type="dxa"/>
+        </w:tblCellMar>
+        <w:tblLook w:val="04A0" w:firstRow="1" w:lastRow="0" w:firstColumn="1" w:lastColumn="0" w:noHBand="0" w:noVBand="1"/>
+      </w:tblPr>
+      <w:tblGrid>
+        <w:gridCol w:w="2740"/>
+        <w:gridCol w:w="3083"/>
+        <w:gridCol w:w="4113"/>
+      </w:tblGrid>
+      <w:tr>
+        <w:trPr>
+          <w:tblHeader/>
+        </w:trPr>
+        <w:tc>
+          <w:tcPr>
+            <w:tcW w:w="2740" w:type="dxa"/>
+            <w:shd w:val="clear" w:color="auto" w:fill="F2F2F2"/>
+          </w:tcPr>
+          <w:p>
+            <w:pPr>
+              <w:keepNext/>
+              <w:spacing w:after="0" w:line="252" w:lineRule="auto"/>
+            </w:pPr>
+            <w:r>
+              <w:rPr>
+                <w:b/>
+                <w:bCs/>
+                <w:sz w:val="18"/>
+                <w:szCs w:val="18"/>
+              </w:rPr>
+              <w:t xml:space="preserve">MCP tool</w:t>
+            </w:r>
+          </w:p>
+        </w:tc>
+        <w:tc>
+          <w:tcPr>
+            <w:tcW w:w="3083" w:type="dxa"/>
+            <w:shd w:val="clear" w:color="auto" w:fill="F2F2F2"/>
+          </w:tcPr>
+          <w:p>
+            <w:pPr>
+              <w:keepNext/>
+              <w:spacing w:after="0" w:line="252" w:lineRule="auto"/>
+            </w:pPr>
+            <w:r>
+              <w:rPr>
+                <w:b/>
+                <w:bCs/>
+                <w:sz w:val="18"/>
+                <w:szCs w:val="18"/>
+              </w:rPr>
+              <w:t xml:space="preserve">Source</w:t>
+            </w:r>
+          </w:p>
+        </w:tc>
+        <w:tc>
+          <w:tcPr>
+            <w:tcW w:w="4113" w:type="dxa"/>
+            <w:shd w:val="clear" w:color="auto" w:fill="F2F2F2"/>
+          </w:tcPr>
+          <w:p>
+            <w:pPr>
+              <w:keepNext/>
+              <w:spacing w:after="0" w:line="252" w:lineRule="auto"/>
+            </w:pPr>
+            <w:r>
+              <w:rPr>
+                <w:b/>
+                <w:bCs/>
+                <w:sz w:val="18"/>
+                <w:szCs w:val="18"/>
+              </w:rPr>
+              <w:t xml:space="preserve">Purpose</w:t>
+            </w:r>
+          </w:p>
+        </w:tc>
+      </w:tr>
+      <w:tr>
+        <w:trPr>
+          <w:cantSplit/>
+        </w:trPr>
+        <w:tc>
+          <w:tcPr>
+            <w:tcW w:w="2740" w:type="dxa"/>
+          </w:tcPr>
+          <w:p>
+            <w:pPr>
+              <w:keepNext/>
+              <w:spacing w:after="0" w:line="252" w:lineRule="auto"/>
+            </w:pPr>
+            <w:r>
+              <w:rPr>
+                <w:sz w:val="18"/>
+                <w:szCs w:val="18"/>
+              </w:rPr>
+              <w:t xml:space="preserve">search_openalex</w:t>
+            </w:r>
+          </w:p>
+        </w:tc>
+        <w:tc>
+          <w:tcPr>
+            <w:tcW w:w="3083" w:type="dxa"/>
+          </w:tcPr>
+          <w:p>
+            <w:pPr>
+              <w:keepNext/>
+              <w:spacing w:after="0" w:line="252" w:lineRule="auto"/>
+            </w:pPr>
+            <w:r>
+              <w:rPr>
+                <w:sz w:val="18"/>
+                <w:szCs w:val="18"/>
+              </w:rPr>
+              <w:t xml:space="preserve">OpenAlex (Crossref fallback)</w:t>
+            </w:r>
+          </w:p>
+        </w:tc>
+        <w:tc>
+          <w:tcPr>
+            <w:tcW w:w="4113" w:type="dxa"/>
+          </w:tcPr>
+          <w:p>
+            <w:pPr>
+              <w:keepNext/>
+              <w:spacing w:after="0" w:line="252" w:lineRule="auto"/>
+            </w:pPr>
+            <w:r>
+              <w:rPr>
+                <w:sz w:val="18"/>
+                <w:szCs w:val="18"/>
+              </w:rPr>
+              <w:t xml:space="preserve">Peer-reviewed papers in any field</w:t>
+            </w:r>
+          </w:p>
+        </w:tc>
+      </w:tr>
+      <w:tr>
+        <w:trPr>
+          <w:cantSplit/>
+        </w:trPr>
+        <w:tc>
+          <w:tcPr>
+            <w:tcW w:w="2740" w:type="dxa"/>
+          </w:tcPr>
+          <w:p>
+            <w:pPr>
+              <w:keepNext/>
+              <w:spacing w:after="0" w:line="252" w:lineRule="auto"/>
+            </w:pPr>
+            <w:r>
+              <w:rPr>
+                <w:sz w:val="18"/>
+                <w:szCs w:val="18"/>
+              </w:rPr>
+              <w:t xml:space="preserve">search_arxiv</w:t>
+            </w:r>
+          </w:p>
+        </w:tc>
+        <w:tc>
+          <w:tcPr>
+            <w:tcW w:w="3083" w:type="dxa"/>
+          </w:tcPr>
+          <w:p>
+            <w:pPr>
+              <w:keepNext/>
+              <w:spacing w:after="0" w:line="252" w:lineRule="auto"/>
+            </w:pPr>
+            <w:r>
+              <w:rPr>
+                <w:sz w:val="18"/>
+                <w:szCs w:val="18"/>
+              </w:rPr>
+              <w:t xml:space="preserve">arXiv</w:t>
+            </w:r>
+          </w:p>
+        </w:tc>
+        <w:tc>
+          <w:tcPr>
+            <w:tcW w:w="4113" w:type="dxa"/>
+          </w:tcPr>
+          <w:p>
+            <w:pPr>
+              <w:keepNext/>
+              <w:spacing w:after="0" w:line="252" w:lineRule="auto"/>
+            </w:pPr>
+            <w:r>
+              <w:rPr>
+                <w:sz w:val="18"/>
+                <w:szCs w:val="18"/>
+              </w:rPr>
+              <w:t xml:space="preserve">Recent preprints</w:t>
+            </w:r>
+          </w:p>
+        </w:tc>
+      </w:tr>
+      <w:tr>
+        <w:trPr>
+          <w:cantSplit/>
+        </w:trPr>
+        <w:tc>
+          <w:tcPr>
+            <w:tcW w:w="2740" w:type="dxa"/>
+          </w:tcPr>
+          <w:p>
+            <w:pPr>
+              <w:keepNext/>
+              <w:spacing w:after="0" w:line="252" w:lineRule="auto"/>
+            </w:pPr>
+            <w:r>
+              <w:rPr>
+                <w:sz w:val="18"/>
+                <w:szCs w:val="18"/>
+              </w:rPr>
+              <w:t xml:space="preserve">search_wikipedia</w:t>
+            </w:r>
+          </w:p>
+        </w:tc>
+        <w:tc>
+          <w:tcPr>
+            <w:tcW w:w="3083" w:type="dxa"/>
+          </w:tcPr>
+          <w:p>
+            <w:pPr>
+              <w:keepNext/>
+              <w:spacing w:after="0" w:line="252" w:lineRule="auto"/>
+            </w:pPr>
+            <w:r>
+              <w:rPr>
+                <w:sz w:val="18"/>
+                <w:szCs w:val="18"/>
+              </w:rPr>
+              <w:t xml:space="preserve">Wikipedia</w:t>
+            </w:r>
+          </w:p>
+        </w:tc>
+        <w:tc>
+          <w:tcPr>
+            <w:tcW w:w="4113" w:type="dxa"/>
+          </w:tcPr>
+          <w:p>
+            <w:pPr>
+              <w:keepNext/>
+              <w:spacing w:after="0" w:line="252" w:lineRule="auto"/>
+            </w:pPr>
+            <w:r>
+              <w:rPr>
+                <w:sz w:val="18"/>
+                <w:szCs w:val="18"/>
+              </w:rPr>
+              <w:t xml:space="preserve">Background only</w:t>
+            </w:r>
+          </w:p>
+        </w:tc>
+      </w:tr>
+      <w:tr>
+        <w:trPr>
+          <w:cantSplit/>
+        </w:trPr>
+        <w:tc>
+          <w:tcPr>
+            <w:tcW w:w="2740" w:type="dxa"/>
+          </w:tcPr>
+          <w:p>
+            <w:pPr>
+              <w:spacing w:after="0" w:line="252" w:lineRule="auto"/>
+            </w:pPr>
+            <w:r>
+              <w:rPr>
+                <w:sz w:val="18"/>
+                <w:szCs w:val="18"/>
+              </w:rPr>
+              <w:t xml:space="preserve">search_knowledge_base</w:t>
+            </w:r>
+          </w:p>
+        </w:tc>
+        <w:tc>
+          <w:tcPr>
+            <w:tcW w:w="3083" w:type="dxa"/>
+          </w:tcPr>
+          <w:p>
+            <w:pPr>
+              <w:spacing w:after="0" w:line="252" w:lineRule="auto"/>
+            </w:pPr>
+            <w:r>
+              <w:rPr>
+                <w:sz w:val="18"/>
+                <w:szCs w:val="18"/>
+              </w:rPr>
+              <w:t xml:space="preserve">User's documents</w:t>
+            </w:r>
+          </w:p>
+        </w:tc>
+        <w:tc>
+          <w:tcPr>
+            <w:tcW w:w="4113" w:type="dxa"/>
+          </w:tcPr>
+          <w:p>
+            <w:pPr>
+              <w:spacing w:after="0" w:line="252" w:lineRule="auto"/>
+            </w:pPr>
+            <w:r>
+              <w:rPr>
+                <w:sz w:val="18"/>
+                <w:szCs w:val="18"/>
+              </w:rPr>
+              <w:t xml:space="preserve">Hybrid RAG, cited by page</w:t>
+            </w:r>
+          </w:p>
+        </w:tc>
+      </w:tr>
+    </w:tbl>
+    <w:p>
+      <w:pPr>
+        <w:spacing w:after="120"/>
+      </w:pPr>
+    </w:p>
+    <w:p>
+      <w:pPr>
+        <w:pStyle w:val="Heading3"/>
+        <w:spacing w:after="60"/>
+      </w:pPr>
+      <w:r>
+        <w:t xml:space="preserve">Design decisions</w:t>
+      </w:r>
+    </w:p>
+    <w:p>
+      <w:pPr>
         <w:pStyle w:val="ListParagraph"/>
         <w:numPr>
           <w:ilvl w:val="0"/>
-          <w:numId w:val="60"/>
+          <w:numId w:val="50"/>
         </w:numPr>
-        <w:spacing w:after="90"/>
+        <w:spacing w:after="60"/>
       </w:pPr>
       <w:r>
         <w:rPr>
           <w:b/>
           <w:bCs/>
         </w:rPr>
-        <w:t xml:space="preserve">Guardrail</w:t>
-      </w:r>
-      <w:r>
-        <w:t xml:space="preserve"> (code): blocks prompt injection, redacts personal data.</w:t>
+        <w:t xml:space="preserve">Plan-and-execute, then ReAct:</w:t>
+      </w:r>
+      <w:r>
+        <w:t xml:space="preserve"> planned queries run without a model call; the model only decides whether to search again, keeping runs to about eight calls.</w:t>
       </w:r>
     </w:p>
     <w:p>
@@ -767,19 +3117,19 @@
         <w:pStyle w:val="ListParagraph"/>
         <w:numPr>
           <w:ilvl w:val="0"/>
-          <w:numId w:val="60"/>
+          <w:numId w:val="50"/>
         </w:numPr>
-        <w:spacing w:after="90"/>
+        <w:spacing w:after="60"/>
       </w:pPr>
       <w:r>
         <w:rPr>
           <w:b/>
           <w:bCs/>
         </w:rPr>
-        <w:t xml:space="preserve">Memory:</w:t>
-      </w:r>
-      <w:r>
-        <w:t xml:space="preserve"> recalls similar past runs.</w:t>
+        <w:t xml:space="preserve">Two model tiers with fallback:</w:t>
+      </w:r>
+      <w:r>
+        <w:t xml:space="preserve"> stronger model for planning, writing and critique; faster model for research.</w:t>
       </w:r>
     </w:p>
     <w:p>
@@ -787,19 +3137,19 @@
         <w:pStyle w:val="ListParagraph"/>
         <w:numPr>
           <w:ilvl w:val="0"/>
-          <w:numId w:val="60"/>
+          <w:numId w:val="50"/>
         </w:numPr>
-        <w:spacing w:after="90"/>
+        <w:spacing w:after="60"/>
       </w:pPr>
       <w:r>
         <w:rPr>
           <w:b/>
           <w:bCs/>
         </w:rPr>
-        <w:t xml:space="preserve">Planner</w:t>
-      </w:r>
-      <w:r>
-        <w:t xml:space="preserve"> (LLM): checks scope, splits the question, routes parts to tools.</w:t>
+        <w:t xml:space="preserve">Code-based acceptance rule:</w:t>
+      </w:r>
+      <w:r>
+        <w:t xml:space="preserve"> revise if any score is below 7, a serious issue exists or coverage is below 75%.</w:t>
       </w:r>
     </w:p>
     <w:p>
@@ -807,19 +3157,19 @@
         <w:pStyle w:val="ListParagraph"/>
         <w:numPr>
           <w:ilvl w:val="0"/>
-          <w:numId w:val="60"/>
+          <w:numId w:val="50"/>
         </w:numPr>
-        <w:spacing w:after="90"/>
+        <w:spacing w:after="60"/>
       </w:pPr>
       <w:r>
         <w:rPr>
           <w:b/>
           <w:bCs/>
         </w:rPr>
-        <w:t xml:space="preserve">Plan review</w:t>
-      </w:r>
-      <w:r>
-        <w:t xml:space="preserve"> (human, optional): edit, approve or reject.</w:t>
+        <w:t xml:space="preserve">MCP for tools:</w:t>
+      </w:r>
+      <w:r>
+        <w:t xml:space="preserve"> tools are decoupled from agents and reusable by any MCP host.</w:t>
       </w:r>
     </w:p>
     <w:p>
@@ -827,107 +3177,19 @@
         <w:pStyle w:val="ListParagraph"/>
         <w:numPr>
           <w:ilvl w:val="0"/>
-          <w:numId w:val="60"/>
+          <w:numId w:val="50"/>
         </w:numPr>
-        <w:spacing w:after="90"/>
+        <w:spacing w:after="60"/>
       </w:pPr>
       <w:r>
         <w:rPr>
           <w:b/>
           <w:bCs/>
         </w:rPr>
-        <w:t xml:space="preserve">Researchers</w:t>
-      </w:r>
-      <w:r>
-        <w:t xml:space="preserve"> (LLM, parallel): search, then refine via MCP tools.</w:t>
-      </w:r>
-    </w:p>
-    <w:p>
-      <w:pPr>
-        <w:pStyle w:val="ListParagraph"/>
-        <w:numPr>
-          <w:ilvl w:val="0"/>
-          <w:numId w:val="60"/>
-        </w:numPr>
-        <w:spacing w:after="90"/>
-      </w:pPr>
-      <w:r>
-        <w:rPr>
-          <w:b/>
-          <w:bCs/>
-        </w:rPr>
-        <w:t xml:space="preserve">Writer</w:t>
-      </w:r>
-      <w:r>
-        <w:t xml:space="preserve"> (LLM): cited brief from findings only.</w:t>
-      </w:r>
-    </w:p>
-    <w:p>
-      <w:pPr>
-        <w:pStyle w:val="ListParagraph"/>
-        <w:numPr>
-          <w:ilvl w:val="0"/>
-          <w:numId w:val="60"/>
-        </w:numPr>
-        <w:spacing w:after="90"/>
-      </w:pPr>
-      <w:r>
-        <w:rPr>
-          <w:b/>
-          <w:bCs/>
-        </w:rPr>
-        <w:t xml:space="preserve">Verifier</w:t>
-      </w:r>
-      <w:r>
-        <w:t xml:space="preserve"> (code): removes invalid citations, measures coverage.</w:t>
-      </w:r>
-    </w:p>
-    <w:p>
-      <w:pPr>
-        <w:pStyle w:val="ListParagraph"/>
-        <w:numPr>
-          <w:ilvl w:val="0"/>
-          <w:numId w:val="60"/>
-        </w:numPr>
-        <w:spacing w:after="90"/>
-      </w:pPr>
-      <w:r>
-        <w:rPr>
-          <w:b/>
-          <w:bCs/>
-        </w:rPr>
-        <w:t xml:space="preserve">Critic</w:t>
-      </w:r>
-      <w:r>
-        <w:t xml:space="preserve"> (LLM): scores the draft; code returns it if a score is below 7 or coverage below 75%.</w:t>
-      </w:r>
-    </w:p>
-    <w:p>
-      <w:pPr>
-        <w:pStyle w:val="ListParagraph"/>
-        <w:numPr>
-          <w:ilvl w:val="0"/>
-          <w:numId w:val="60"/>
-        </w:numPr>
-        <w:spacing w:after="90"/>
-      </w:pPr>
-      <w:r>
-        <w:rPr>
-          <w:b/>
-          <w:bCs/>
-        </w:rPr>
-        <w:t xml:space="preserve">Publisher</w:t>
-      </w:r>
-      <w:r>
-        <w:t xml:space="preserve"> (code): builds references from metadata.</w:t>
-      </w:r>
-    </w:p>
-    <w:p>
-      <w:pPr>
-        <w:spacing w:after="140"/>
-      </w:pPr>
-      <w:r>
-        <w:t xml:space="preserve">Exact checks are code, judgement is LLM; parallelism cuts latency.</w:t>
+        <w:t xml:space="preserve">RAG for the library, CAG for follow-ups:</w:t>
+      </w:r>
+      <w:r>
+        <w:t xml:space="preserve"> the library grows, while one brief fits entirely in context.</w:t>
       </w:r>
     </w:p>
     <w:p>
@@ -1049,7 +3311,7 @@
         <w:t xml:space="preserve">Backend: </w:t>
       </w:r>
       <w:r>
-        <w:t xml:space="preserve">FastAPI on a VM behind Nginx (HTTPS)</w:t>
+        <w:t xml:space="preserve">FastAPI with Server-Sent Events on a VM behind Nginx (HTTPS); pytest</w:t>
       </w:r>
     </w:p>
     <w:p>
@@ -1120,12 +3382,19 @@
         <w:pStyle w:val="ListParagraph"/>
         <w:numPr>
           <w:ilvl w:val="0"/>
-          <w:numId w:val="61"/>
+          <w:numId w:val="60"/>
         </w:numPr>
         <w:spacing w:after="90"/>
       </w:pPr>
       <w:r>
-        <w:t xml:space="preserve">Probed available Gemini models and SDK versions.</w:t>
+        <w:rPr>
+          <w:b/>
+          <w:bCs/>
+        </w:rPr>
+        <w:t xml:space="preserve">Platform probing:</w:t>
+      </w:r>
+      <w:r>
+        <w:t xml:space="preserve"> tested which Gemini models the key could use, function calling and JSON output, and the MCP and LangGraph APIs.</w:t>
       </w:r>
     </w:p>
     <w:p>
@@ -1133,12 +3402,19 @@
         <w:pStyle w:val="ListParagraph"/>
         <w:numPr>
           <w:ilvl w:val="0"/>
-          <w:numId w:val="61"/>
+          <w:numId w:val="60"/>
         </w:numPr>
         <w:spacing w:after="90"/>
       </w:pPr>
       <w:r>
-        <w:t xml:space="preserve">Wrapped the scholarly APIs as tools in an MCP server.</w:t>
+        <w:rPr>
+          <w:b/>
+          <w:bCs/>
+        </w:rPr>
+        <w:t xml:space="preserve">Tools and MCP server:</w:t>
+      </w:r>
+      <w:r>
+        <w:t xml:space="preserve"> API clients normalise results into one source format, with rate limiting, caching and a Crossref fallback, exposed as four MCP tools.</w:t>
       </w:r>
     </w:p>
     <w:p>
@@ -1146,12 +3422,19 @@
         <w:pStyle w:val="ListParagraph"/>
         <w:numPr>
           <w:ilvl w:val="0"/>
-          <w:numId w:val="61"/>
+          <w:numId w:val="60"/>
         </w:numPr>
         <w:spacing w:after="90"/>
       </w:pPr>
       <w:r>
-        <w:t xml:space="preserve">Built a Gemini gateway with fallbacks, cool-downs, retries and caching.</w:t>
+        <w:rPr>
+          <w:b/>
+          <w:bCs/>
+        </w:rPr>
+        <w:t xml:space="preserve">LLM gateway:</w:t>
+      </w:r>
+      <w:r>
+        <w:t xml:space="preserve"> fallback chain, cool-downs, retries, response cache and token accounting.</w:t>
       </w:r>
     </w:p>
     <w:p>
@@ -1159,12 +3442,19 @@
         <w:pStyle w:val="ListParagraph"/>
         <w:numPr>
           <w:ilvl w:val="0"/>
-          <w:numId w:val="61"/>
+          <w:numId w:val="60"/>
         </w:numPr>
         <w:spacing w:after="90"/>
       </w:pPr>
       <w:r>
-        <w:t xml:space="preserve">Added library RAG: chunking, embeddings, BM25 and rank fusion.</w:t>
+        <w:rPr>
+          <w:b/>
+          <w:bCs/>
+        </w:rPr>
+        <w:t xml:space="preserve">Library RAG:</w:t>
+      </w:r>
+      <w:r>
+        <w:t xml:space="preserve"> page-aware chunking with overlap, title-prefixed chunks, Gemini embeddings, and BM25 and cosine rankings fused by reciprocal rank.</w:t>
       </w:r>
     </w:p>
     <w:p>
@@ -1172,12 +3462,19 @@
         <w:pStyle w:val="ListParagraph"/>
         <w:numPr>
           <w:ilvl w:val="0"/>
-          <w:numId w:val="61"/>
+          <w:numId w:val="60"/>
         </w:numPr>
         <w:spacing w:after="90"/>
       </w:pPr>
       <w:r>
-        <w:t xml:space="preserve">Implemented the LangGraph workflow, guardrails and citation verifier.</w:t>
+        <w:rPr>
+          <w:b/>
+          <w:bCs/>
+        </w:rPr>
+        <w:t xml:space="preserve">Agent workflow:</w:t>
+      </w:r>
+      <w:r>
+        <w:t xml:space="preserve"> typed state, a de-duplicating source registry, role prompts with JSON schemas, fan-out, interrupt/resume and a bounded reflection loop.</w:t>
       </w:r>
     </w:p>
     <w:p>
@@ -1185,12 +3482,19 @@
         <w:pStyle w:val="ListParagraph"/>
         <w:numPr>
           <w:ilvl w:val="0"/>
-          <w:numId w:val="61"/>
+          <w:numId w:val="60"/>
         </w:numPr>
         <w:spacing w:after="90"/>
       </w:pPr>
       <w:r>
-        <w:t xml:space="preserve">Added FastAPI with live event streaming, and the React interface.</w:t>
+        <w:rPr>
+          <w:b/>
+          <w:bCs/>
+        </w:rPr>
+        <w:t xml:space="preserve">Safety:</w:t>
+      </w:r>
+      <w:r>
+        <w:t xml:space="preserve"> regex guardrails, PII redaction and the citation verifier.</w:t>
       </w:r>
     </w:p>
     <w:p>
@@ -1198,12 +3502,39 @@
         <w:pStyle w:val="ListParagraph"/>
         <w:numPr>
           <w:ilvl w:val="0"/>
-          <w:numId w:val="61"/>
+          <w:numId w:val="60"/>
         </w:numPr>
         <w:spacing w:after="90"/>
       </w:pPr>
       <w:r>
-        <w:t xml:space="preserve">Wrote 48 tests and a benchmark, then deployed.</w:t>
+        <w:rPr>
+          <w:b/>
+          <w:bCs/>
+        </w:rPr>
+        <w:t xml:space="preserve">API and interface:</w:t>
+      </w:r>
+      <w:r>
+        <w:t xml:space="preserve"> FastAPI with background runs, live streaming and rate limiting; a React interface.</w:t>
+      </w:r>
+    </w:p>
+    <w:p>
+      <w:pPr>
+        <w:pStyle w:val="ListParagraph"/>
+        <w:numPr>
+          <w:ilvl w:val="0"/>
+          <w:numId w:val="60"/>
+        </w:numPr>
+        <w:spacing w:after="90"/>
+      </w:pPr>
+      <w:r>
+        <w:rPr>
+          <w:b/>
+          <w:bCs/>
+        </w:rPr>
+        <w:t xml:space="preserve">Testing and deployment:</w:t>
+      </w:r>
+      <w:r>
+        <w:t xml:space="preserve"> 48 tests and a benchmark; a start script on the VM and Vercel for the frontend.</w:t>
       </w:r>
     </w:p>
     <w:p>
@@ -1787,83 +4118,472 @@
     </w:p>
     <w:p>
       <w:pPr>
-        <w:pStyle w:val="ListParagraph"/>
-        <w:numPr>
-          <w:ilvl w:val="0"/>
-          <w:numId w:val="50"/>
-        </w:numPr>
-        <w:spacing w:after="60"/>
-      </w:pPr>
-      <w:r>
-        <w:rPr>
-          <w:b/>
-          <w:bCs/>
-        </w:rPr>
-        <w:t xml:space="preserve">Automated tests:</w:t>
-      </w:r>
-      <w:r>
-        <w:t xml:space="preserve"> 48 offline tests covering guardrails, RAG, citations, fallbacks, workflow, API and MCP pass (Figure 10).</w:t>
+        <w:spacing w:after="140"/>
+      </w:pPr>
+      <w:r>
+        <w:t xml:space="preserve">Testing covered automated tests, live runs, a benchmark and red-team cases. All 48 automated tests run offline with a scripted LLM and pass (Table 5, Figure 10).</w:t>
       </w:r>
     </w:p>
     <w:p>
       <w:pPr>
-        <w:pStyle w:val="ListParagraph"/>
-        <w:numPr>
-          <w:ilvl w:val="0"/>
-          <w:numId w:val="50"/>
-        </w:numPr>
-        <w:spacing w:after="60"/>
-      </w:pPr>
-      <w:r>
-        <w:rPr>
-          <w:b/>
-          <w:bCs/>
-        </w:rPr>
-        <w:t xml:space="preserve">Benchmark</w:t>
-      </w:r>
-      <w:r>
-        <w:t xml:space="preserve"> (6 questions vs. one call to the same model; Figure 11): existing references 100% vs. 49%; correct DOIs 98% vs. 44%; blind judge preferred Veritas 6/6; 58 s vs. 6 s per answer.</w:t>
+        <w:pStyle w:val="Caption"/>
+        <w:keepNext/>
+        <w:spacing w:before="120" w:after="60"/>
+      </w:pPr>
+      <w:r>
+        <w:t xml:space="preserve">Table 5: Automated test suite</w:t>
       </w:r>
     </w:p>
+    <w:tbl>
+      <w:tblPr>
+        <w:tblStyle w:val="TableGrid"/>
+        <w:tblW w:w="9936" w:type="dxa"/>
+        <w:tblBorders>
+          <w:top w:val="single" w:sz="4" w:space="0" w:color="A6B4C8"/>
+          <w:left w:val="single" w:sz="4" w:space="0" w:color="A6B4C8"/>
+          <w:bottom w:val="single" w:sz="4" w:space="0" w:color="A6B4C8"/>
+          <w:right w:val="single" w:sz="4" w:space="0" w:color="A6B4C8"/>
+          <w:insideH w:val="single" w:sz="4" w:space="0" w:color="A6B4C8"/>
+          <w:insideV w:val="single" w:sz="4" w:space="0" w:color="A6B4C8"/>
+        </w:tblBorders>
+        <w:tblLayout w:type="fixed"/>
+        <w:tblCellMar>
+          <w:top w:w="40" w:type="dxa"/>
+          <w:left w:w="90" w:type="dxa"/>
+          <w:bottom w:w="40" w:type="dxa"/>
+          <w:right w:w="90" w:type="dxa"/>
+        </w:tblCellMar>
+        <w:tblLook w:val="04A0" w:firstRow="1" w:lastRow="0" w:firstColumn="1" w:lastColumn="0" w:noHBand="0" w:noVBand="1"/>
+      </w:tblPr>
+      <w:tblGrid>
+        <w:gridCol w:w="2280"/>
+        <w:gridCol w:w="814"/>
+        <w:gridCol w:w="6842"/>
+      </w:tblGrid>
+      <w:tr>
+        <w:trPr>
+          <w:tblHeader/>
+        </w:trPr>
+        <w:tc>
+          <w:tcPr>
+            <w:tcW w:w="2280" w:type="dxa"/>
+            <w:shd w:val="clear" w:color="auto" w:fill="F2F2F2"/>
+          </w:tcPr>
+          <w:p>
+            <w:pPr>
+              <w:keepNext/>
+              <w:spacing w:after="0" w:line="252" w:lineRule="auto"/>
+            </w:pPr>
+            <w:r>
+              <w:rPr>
+                <w:b/>
+                <w:bCs/>
+                <w:sz w:val="17"/>
+                <w:szCs w:val="17"/>
+              </w:rPr>
+              <w:t xml:space="preserve">Area</w:t>
+            </w:r>
+          </w:p>
+        </w:tc>
+        <w:tc>
+          <w:tcPr>
+            <w:tcW w:w="814" w:type="dxa"/>
+            <w:shd w:val="clear" w:color="auto" w:fill="F2F2F2"/>
+          </w:tcPr>
+          <w:p>
+            <w:pPr>
+              <w:keepNext/>
+              <w:spacing w:after="0" w:line="252" w:lineRule="auto"/>
+            </w:pPr>
+            <w:r>
+              <w:rPr>
+                <w:b/>
+                <w:bCs/>
+                <w:sz w:val="17"/>
+                <w:szCs w:val="17"/>
+              </w:rPr>
+              <w:t xml:space="preserve">Tests</w:t>
+            </w:r>
+          </w:p>
+        </w:tc>
+        <w:tc>
+          <w:tcPr>
+            <w:tcW w:w="6842" w:type="dxa"/>
+            <w:shd w:val="clear" w:color="auto" w:fill="F2F2F2"/>
+          </w:tcPr>
+          <w:p>
+            <w:pPr>
+              <w:keepNext/>
+              <w:spacing w:after="0" w:line="252" w:lineRule="auto"/>
+            </w:pPr>
+            <w:r>
+              <w:rPr>
+                <w:b/>
+                <w:bCs/>
+                <w:sz w:val="17"/>
+                <w:szCs w:val="17"/>
+              </w:rPr>
+              <w:t xml:space="preserve">What is verified</w:t>
+            </w:r>
+          </w:p>
+        </w:tc>
+      </w:tr>
+      <w:tr>
+        <w:trPr>
+          <w:cantSplit/>
+        </w:trPr>
+        <w:tc>
+          <w:tcPr>
+            <w:tcW w:w="2280" w:type="dxa"/>
+          </w:tcPr>
+          <w:p>
+            <w:pPr>
+              <w:keepNext/>
+              <w:spacing w:after="0" w:line="252" w:lineRule="auto"/>
+            </w:pPr>
+            <w:r>
+              <w:rPr>
+                <w:sz w:val="17"/>
+                <w:szCs w:val="17"/>
+              </w:rPr>
+              <w:t xml:space="preserve">Guardrails</w:t>
+            </w:r>
+          </w:p>
+        </w:tc>
+        <w:tc>
+          <w:tcPr>
+            <w:tcW w:w="814" w:type="dxa"/>
+          </w:tcPr>
+          <w:p>
+            <w:pPr>
+              <w:keepNext/>
+              <w:spacing w:after="0" w:line="252" w:lineRule="auto"/>
+            </w:pPr>
+            <w:r>
+              <w:rPr>
+                <w:sz w:val="17"/>
+                <w:szCs w:val="17"/>
+              </w:rPr>
+              <w:t xml:space="preserve">13</w:t>
+            </w:r>
+          </w:p>
+        </w:tc>
+        <w:tc>
+          <w:tcPr>
+            <w:tcW w:w="6842" w:type="dxa"/>
+          </w:tcPr>
+          <w:p>
+            <w:pPr>
+              <w:keepNext/>
+              <w:spacing w:after="0" w:line="252" w:lineRule="auto"/>
+            </w:pPr>
+            <w:r>
+              <w:rPr>
+                <w:sz w:val="17"/>
+                <w:szCs w:val="17"/>
+              </w:rPr>
+              <w:t xml:space="preserve">Attacks blocked; benign questions mentioning “instructions” allowed; PII redacted</w:t>
+            </w:r>
+          </w:p>
+        </w:tc>
+      </w:tr>
+      <w:tr>
+        <w:trPr>
+          <w:cantSplit/>
+        </w:trPr>
+        <w:tc>
+          <w:tcPr>
+            <w:tcW w:w="2280" w:type="dxa"/>
+          </w:tcPr>
+          <w:p>
+            <w:pPr>
+              <w:keepNext/>
+              <w:spacing w:after="0" w:line="252" w:lineRule="auto"/>
+            </w:pPr>
+            <w:r>
+              <w:rPr>
+                <w:sz w:val="17"/>
+                <w:szCs w:val="17"/>
+              </w:rPr>
+              <w:t xml:space="preserve">RAG</w:t>
+            </w:r>
+          </w:p>
+        </w:tc>
+        <w:tc>
+          <w:tcPr>
+            <w:tcW w:w="814" w:type="dxa"/>
+          </w:tcPr>
+          <w:p>
+            <w:pPr>
+              <w:keepNext/>
+              <w:spacing w:after="0" w:line="252" w:lineRule="auto"/>
+            </w:pPr>
+            <w:r>
+              <w:rPr>
+                <w:sz w:val="17"/>
+                <w:szCs w:val="17"/>
+              </w:rPr>
+              <w:t xml:space="preserve">5</w:t>
+            </w:r>
+          </w:p>
+        </w:tc>
+        <w:tc>
+          <w:tcPr>
+            <w:tcW w:w="6842" w:type="dxa"/>
+          </w:tcPr>
+          <w:p>
+            <w:pPr>
+              <w:keepNext/>
+              <w:spacing w:after="0" w:line="252" w:lineRule="auto"/>
+            </w:pPr>
+            <w:r>
+              <w:rPr>
+                <w:sz w:val="17"/>
+                <w:szCs w:val="17"/>
+              </w:rPr>
+              <w:t xml:space="preserve">Chunking, hybrid ranking, BM25-only fallback, index refresh</w:t>
+            </w:r>
+          </w:p>
+        </w:tc>
+      </w:tr>
+      <w:tr>
+        <w:trPr>
+          <w:cantSplit/>
+        </w:trPr>
+        <w:tc>
+          <w:tcPr>
+            <w:tcW w:w="2280" w:type="dxa"/>
+          </w:tcPr>
+          <w:p>
+            <w:pPr>
+              <w:keepNext/>
+              <w:spacing w:after="0" w:line="252" w:lineRule="auto"/>
+            </w:pPr>
+            <w:r>
+              <w:rPr>
+                <w:sz w:val="17"/>
+                <w:szCs w:val="17"/>
+              </w:rPr>
+              <w:t xml:space="preserve">Citations and parsers</w:t>
+            </w:r>
+          </w:p>
+        </w:tc>
+        <w:tc>
+          <w:tcPr>
+            <w:tcW w:w="814" w:type="dxa"/>
+          </w:tcPr>
+          <w:p>
+            <w:pPr>
+              <w:keepNext/>
+              <w:spacing w:after="0" w:line="252" w:lineRule="auto"/>
+            </w:pPr>
+            <w:r>
+              <w:rPr>
+                <w:sz w:val="17"/>
+                <w:szCs w:val="17"/>
+              </w:rPr>
+              <w:t xml:space="preserve">9</w:t>
+            </w:r>
+          </w:p>
+        </w:tc>
+        <w:tc>
+          <w:tcPr>
+            <w:tcW w:w="6842" w:type="dxa"/>
+          </w:tcPr>
+          <w:p>
+            <w:pPr>
+              <w:keepNext/>
+              <w:spacing w:after="0" w:line="252" w:lineRule="auto"/>
+            </w:pPr>
+            <w:r>
+              <w:rPr>
+                <w:sz w:val="17"/>
+                <w:szCs w:val="17"/>
+              </w:rPr>
+              <w:t xml:space="preserve">Invalid IDs removed, coverage, renumbering, API parsers, Crossref fallback</w:t>
+            </w:r>
+          </w:p>
+        </w:tc>
+      </w:tr>
+      <w:tr>
+        <w:trPr>
+          <w:cantSplit/>
+        </w:trPr>
+        <w:tc>
+          <w:tcPr>
+            <w:tcW w:w="2280" w:type="dxa"/>
+          </w:tcPr>
+          <w:p>
+            <w:pPr>
+              <w:keepNext/>
+              <w:spacing w:after="0" w:line="252" w:lineRule="auto"/>
+            </w:pPr>
+            <w:r>
+              <w:rPr>
+                <w:sz w:val="17"/>
+                <w:szCs w:val="17"/>
+              </w:rPr>
+              <w:t xml:space="preserve">LLM gateway</w:t>
+            </w:r>
+          </w:p>
+        </w:tc>
+        <w:tc>
+          <w:tcPr>
+            <w:tcW w:w="814" w:type="dxa"/>
+          </w:tcPr>
+          <w:p>
+            <w:pPr>
+              <w:keepNext/>
+              <w:spacing w:after="0" w:line="252" w:lineRule="auto"/>
+            </w:pPr>
+            <w:r>
+              <w:rPr>
+                <w:sz w:val="17"/>
+                <w:szCs w:val="17"/>
+              </w:rPr>
+              <w:t xml:space="preserve">5</w:t>
+            </w:r>
+          </w:p>
+        </w:tc>
+        <w:tc>
+          <w:tcPr>
+            <w:tcW w:w="6842" w:type="dxa"/>
+          </w:tcPr>
+          <w:p>
+            <w:pPr>
+              <w:keepNext/>
+              <w:spacing w:after="0" w:line="252" w:lineRule="auto"/>
+            </w:pPr>
+            <w:r>
+              <w:rPr>
+                <w:sz w:val="17"/>
+                <w:szCs w:val="17"/>
+              </w:rPr>
+              <w:t xml:space="preserve">Fallback on 429, retry on 503, cache hit</w:t>
+            </w:r>
+          </w:p>
+        </w:tc>
+      </w:tr>
+      <w:tr>
+        <w:trPr>
+          <w:cantSplit/>
+        </w:trPr>
+        <w:tc>
+          <w:tcPr>
+            <w:tcW w:w="2280" w:type="dxa"/>
+          </w:tcPr>
+          <w:p>
+            <w:pPr>
+              <w:keepNext/>
+              <w:spacing w:after="0" w:line="252" w:lineRule="auto"/>
+            </w:pPr>
+            <w:r>
+              <w:rPr>
+                <w:sz w:val="17"/>
+                <w:szCs w:val="17"/>
+              </w:rPr>
+              <w:t xml:space="preserve">Workflow</w:t>
+            </w:r>
+          </w:p>
+        </w:tc>
+        <w:tc>
+          <w:tcPr>
+            <w:tcW w:w="814" w:type="dxa"/>
+          </w:tcPr>
+          <w:p>
+            <w:pPr>
+              <w:keepNext/>
+              <w:spacing w:after="0" w:line="252" w:lineRule="auto"/>
+            </w:pPr>
+            <w:r>
+              <w:rPr>
+                <w:sz w:val="17"/>
+                <w:szCs w:val="17"/>
+              </w:rPr>
+              <w:t xml:space="preserve">8</w:t>
+            </w:r>
+          </w:p>
+        </w:tc>
+        <w:tc>
+          <w:tcPr>
+            <w:tcW w:w="6842" w:type="dxa"/>
+          </w:tcPr>
+          <w:p>
+            <w:pPr>
+              <w:keepNext/>
+              <w:spacing w:after="0" w:line="252" w:lineRule="auto"/>
+            </w:pPr>
+            <w:r>
+              <w:rPr>
+                <w:sz w:val="17"/>
+                <w:szCs w:val="17"/>
+              </w:rPr>
+              <w:t xml:space="preserve">Reflection loop, rejections, plan edit and resume, graceful degradation, parallelism</w:t>
+            </w:r>
+          </w:p>
+        </w:tc>
+      </w:tr>
+      <w:tr>
+        <w:trPr>
+          <w:cantSplit/>
+        </w:trPr>
+        <w:tc>
+          <w:tcPr>
+            <w:tcW w:w="2280" w:type="dxa"/>
+          </w:tcPr>
+          <w:p>
+            <w:pPr>
+              <w:spacing w:after="0" w:line="252" w:lineRule="auto"/>
+            </w:pPr>
+            <w:r>
+              <w:rPr>
+                <w:sz w:val="17"/>
+                <w:szCs w:val="17"/>
+              </w:rPr>
+              <w:t xml:space="preserve">API and MCP</w:t>
+            </w:r>
+          </w:p>
+        </w:tc>
+        <w:tc>
+          <w:tcPr>
+            <w:tcW w:w="814" w:type="dxa"/>
+          </w:tcPr>
+          <w:p>
+            <w:pPr>
+              <w:spacing w:after="0" w:line="252" w:lineRule="auto"/>
+            </w:pPr>
+            <w:r>
+              <w:rPr>
+                <w:sz w:val="17"/>
+                <w:szCs w:val="17"/>
+              </w:rPr>
+              <w:t xml:space="preserve">8</w:t>
+            </w:r>
+          </w:p>
+        </w:tc>
+        <w:tc>
+          <w:tcPr>
+            <w:tcW w:w="6842" w:type="dxa"/>
+          </w:tcPr>
+          <w:p>
+            <w:pPr>
+              <w:spacing w:after="0" w:line="252" w:lineRule="auto"/>
+            </w:pPr>
+            <w:r>
+              <w:rPr>
+                <w:sz w:val="17"/>
+                <w:szCs w:val="17"/>
+              </w:rPr>
+              <w:t xml:space="preserve">Run lifecycle, live stream, library, access code, MCP tools</w:t>
+            </w:r>
+          </w:p>
+        </w:tc>
+      </w:tr>
+    </w:tbl>
     <w:p>
       <w:pPr>
-        <w:pStyle w:val="ListParagraph"/>
-        <w:numPr>
-          <w:ilvl w:val="0"/>
-          <w:numId w:val="50"/>
-        </w:numPr>
-        <w:spacing w:after="60"/>
-      </w:pPr>
-      <w:r>
-        <w:rPr>
-          <w:b/>
-          <w:bCs/>
-        </w:rPr>
-        <w:t xml:space="preserve">Red-team:</w:t>
-      </w:r>
-      <w:r>
-        <w:t xml:space="preserve"> 12/12 guardrail and 3/3 scope cases correct.</w:t>
-      </w:r>
-    </w:p>
-    <w:p>
-      <w:pPr>
-        <w:pStyle w:val="ListParagraph"/>
-        <w:numPr>
-          <w:ilvl w:val="0"/>
-          <w:numId w:val="50"/>
-        </w:numPr>
-        <w:spacing w:after="60"/>
-      </w:pPr>
-      <w:r>
-        <w:rPr>
-          <w:b/>
-          <w:bCs/>
-        </w:rPr>
-        <w:t xml:space="preserve">Interpretation:</w:t>
-      </w:r>
-      <w:r>
-        <w:t xml:space="preserve"> when quotas forced both systems onto a lighter model, the baseline's accuracy fell but Veritas stayed at 100%: integrity comes from the architecture.</w:t>
-      </w:r>
+        <w:spacing w:after="120"/>
+      </w:pPr>
     </w:p>
     <w:p>
       <w:pPr>
@@ -1874,7 +4594,7 @@
       <w:r>
         <w:drawing>
           <wp:inline distT="0" distB="0" distL="0" distR="0">
-            <wp:extent cx="4937760" cy="5173675"/>
+            <wp:extent cx="4363520" cy="4572000"/>
             <wp:effectExtent l="0" t="0" r="0" b="0"/>
             <wp:docPr id="110" name="Figure 110" descr="Automated test output (48 passed)."/>
             <wp:cNvGraphicFramePr>
@@ -1896,7 +4616,7 @@
                   <pic:spPr>
                     <a:xfrm>
                       <a:off x="0" y="0"/>
-                      <a:ext cx="4937760" cy="5173675"/>
+                      <a:ext cx="4363520" cy="4572000"/>
                     </a:xfrm>
                     <a:prstGeom prst="rect">
                       <a:avLst/>
@@ -1926,6 +4646,482 @@
     </w:p>
     <w:p>
       <w:pPr>
+        <w:spacing w:after="140"/>
+      </w:pPr>
+      <w:r>
+        <w:rPr>
+          <w:b/>
+          <w:bCs/>
+        </w:rPr>
+        <w:t xml:space="preserve">Benchmark.</w:t>
+      </w:r>
+      <w:r>
+        <w:t xml:space="preserve"> 6 questions from 6 fields were answered by Veritas and by one call to the same Gemini model. Every reference was checked in code against Crossref, OpenAlex and arXiv, and a blind LLM judge scored both answers (Table 6, Figure 11).</w:t>
+      </w:r>
+    </w:p>
+    <w:p>
+      <w:pPr>
+        <w:pStyle w:val="Caption"/>
+        <w:keepNext/>
+        <w:spacing w:before="120" w:after="60"/>
+      </w:pPr>
+      <w:r>
+        <w:t xml:space="preserve">Table 6: Benchmark results</w:t>
+      </w:r>
+    </w:p>
+    <w:tbl>
+      <w:tblPr>
+        <w:tblStyle w:val="TableGrid"/>
+        <w:tblW w:w="9936" w:type="dxa"/>
+        <w:tblBorders>
+          <w:top w:val="single" w:sz="4" w:space="0" w:color="A6B4C8"/>
+          <w:left w:val="single" w:sz="4" w:space="0" w:color="A6B4C8"/>
+          <w:bottom w:val="single" w:sz="4" w:space="0" w:color="A6B4C8"/>
+          <w:right w:val="single" w:sz="4" w:space="0" w:color="A6B4C8"/>
+          <w:insideH w:val="single" w:sz="4" w:space="0" w:color="A6B4C8"/>
+          <w:insideV w:val="single" w:sz="4" w:space="0" w:color="A6B4C8"/>
+        </w:tblBorders>
+        <w:tblLayout w:type="fixed"/>
+        <w:tblCellMar>
+          <w:top w:w="40" w:type="dxa"/>
+          <w:left w:w="90" w:type="dxa"/>
+          <w:bottom w:w="40" w:type="dxa"/>
+          <w:right w:w="90" w:type="dxa"/>
+        </w:tblCellMar>
+        <w:tblLook w:val="04A0" w:firstRow="1" w:lastRow="0" w:firstColumn="1" w:lastColumn="0" w:noHBand="0" w:noVBand="1"/>
+      </w:tblPr>
+      <w:tblGrid>
+        <w:gridCol w:w="4796"/>
+        <w:gridCol w:w="2569"/>
+        <w:gridCol w:w="2571"/>
+      </w:tblGrid>
+      <w:tr>
+        <w:trPr>
+          <w:tblHeader/>
+        </w:trPr>
+        <w:tc>
+          <w:tcPr>
+            <w:tcW w:w="4796" w:type="dxa"/>
+            <w:shd w:val="clear" w:color="auto" w:fill="F2F2F2"/>
+          </w:tcPr>
+          <w:p>
+            <w:pPr>
+              <w:keepNext/>
+              <w:spacing w:after="0" w:line="252" w:lineRule="auto"/>
+            </w:pPr>
+            <w:r>
+              <w:rPr>
+                <w:b/>
+                <w:bCs/>
+                <w:sz w:val="18"/>
+                <w:szCs w:val="18"/>
+              </w:rPr>
+              <w:t xml:space="preserve">Measure</w:t>
+            </w:r>
+          </w:p>
+        </w:tc>
+        <w:tc>
+          <w:tcPr>
+            <w:tcW w:w="2569" w:type="dxa"/>
+            <w:shd w:val="clear" w:color="auto" w:fill="F2F2F2"/>
+          </w:tcPr>
+          <w:p>
+            <w:pPr>
+              <w:keepNext/>
+              <w:spacing w:after="0" w:line="252" w:lineRule="auto"/>
+            </w:pPr>
+            <w:r>
+              <w:rPr>
+                <w:b/>
+                <w:bCs/>
+                <w:sz w:val="18"/>
+                <w:szCs w:val="18"/>
+              </w:rPr>
+              <w:t xml:space="preserve">Veritas</w:t>
+            </w:r>
+          </w:p>
+        </w:tc>
+        <w:tc>
+          <w:tcPr>
+            <w:tcW w:w="2571" w:type="dxa"/>
+            <w:shd w:val="clear" w:color="auto" w:fill="F2F2F2"/>
+          </w:tcPr>
+          <w:p>
+            <w:pPr>
+              <w:keepNext/>
+              <w:spacing w:after="0" w:line="252" w:lineRule="auto"/>
+            </w:pPr>
+            <w:r>
+              <w:rPr>
+                <w:b/>
+                <w:bCs/>
+                <w:sz w:val="18"/>
+                <w:szCs w:val="18"/>
+              </w:rPr>
+              <w:t xml:space="preserve">Single call</w:t>
+            </w:r>
+          </w:p>
+        </w:tc>
+      </w:tr>
+      <w:tr>
+        <w:trPr>
+          <w:cantSplit/>
+        </w:trPr>
+        <w:tc>
+          <w:tcPr>
+            <w:tcW w:w="4796" w:type="dxa"/>
+          </w:tcPr>
+          <w:p>
+            <w:pPr>
+              <w:keepNext/>
+              <w:spacing w:after="0" w:line="252" w:lineRule="auto"/>
+            </w:pPr>
+            <w:r>
+              <w:rPr>
+                <w:sz w:val="18"/>
+                <w:szCs w:val="18"/>
+              </w:rPr>
+              <w:t xml:space="preserve">References that exist</w:t>
+            </w:r>
+          </w:p>
+        </w:tc>
+        <w:tc>
+          <w:tcPr>
+            <w:tcW w:w="2569" w:type="dxa"/>
+          </w:tcPr>
+          <w:p>
+            <w:pPr>
+              <w:keepNext/>
+              <w:spacing w:after="0" w:line="252" w:lineRule="auto"/>
+            </w:pPr>
+            <w:r>
+              <w:rPr>
+                <w:sz w:val="18"/>
+                <w:szCs w:val="18"/>
+              </w:rPr>
+              <w:t xml:space="preserve">100%</w:t>
+            </w:r>
+          </w:p>
+        </w:tc>
+        <w:tc>
+          <w:tcPr>
+            <w:tcW w:w="2571" w:type="dxa"/>
+          </w:tcPr>
+          <w:p>
+            <w:pPr>
+              <w:keepNext/>
+              <w:spacing w:after="0" w:line="252" w:lineRule="auto"/>
+            </w:pPr>
+            <w:r>
+              <w:rPr>
+                <w:sz w:val="18"/>
+                <w:szCs w:val="18"/>
+              </w:rPr>
+              <w:t xml:space="preserve">49%</w:t>
+            </w:r>
+          </w:p>
+        </w:tc>
+      </w:tr>
+      <w:tr>
+        <w:trPr>
+          <w:cantSplit/>
+        </w:trPr>
+        <w:tc>
+          <w:tcPr>
+            <w:tcW w:w="4796" w:type="dxa"/>
+          </w:tcPr>
+          <w:p>
+            <w:pPr>
+              <w:keepNext/>
+              <w:spacing w:after="0" w:line="252" w:lineRule="auto"/>
+            </w:pPr>
+            <w:r>
+              <w:rPr>
+                <w:sz w:val="18"/>
+                <w:szCs w:val="18"/>
+              </w:rPr>
+              <w:t xml:space="preserve">References not found anywhere</w:t>
+            </w:r>
+          </w:p>
+        </w:tc>
+        <w:tc>
+          <w:tcPr>
+            <w:tcW w:w="2569" w:type="dxa"/>
+          </w:tcPr>
+          <w:p>
+            <w:pPr>
+              <w:keepNext/>
+              <w:spacing w:after="0" w:line="252" w:lineRule="auto"/>
+            </w:pPr>
+            <w:r>
+              <w:rPr>
+                <w:sz w:val="18"/>
+                <w:szCs w:val="18"/>
+              </w:rPr>
+              <w:t xml:space="preserve">0%</w:t>
+            </w:r>
+          </w:p>
+        </w:tc>
+        <w:tc>
+          <w:tcPr>
+            <w:tcW w:w="2571" w:type="dxa"/>
+          </w:tcPr>
+          <w:p>
+            <w:pPr>
+              <w:keepNext/>
+              <w:spacing w:after="0" w:line="252" w:lineRule="auto"/>
+            </w:pPr>
+            <w:r>
+              <w:rPr>
+                <w:sz w:val="18"/>
+                <w:szCs w:val="18"/>
+              </w:rPr>
+              <w:t xml:space="preserve">26%</w:t>
+            </w:r>
+          </w:p>
+        </w:tc>
+      </w:tr>
+      <w:tr>
+        <w:trPr>
+          <w:cantSplit/>
+        </w:trPr>
+        <w:tc>
+          <w:tcPr>
+            <w:tcW w:w="4796" w:type="dxa"/>
+          </w:tcPr>
+          <w:p>
+            <w:pPr>
+              <w:keepNext/>
+              <w:spacing w:after="0" w:line="252" w:lineRule="auto"/>
+            </w:pPr>
+            <w:r>
+              <w:rPr>
+                <w:sz w:val="18"/>
+                <w:szCs w:val="18"/>
+              </w:rPr>
+              <w:t xml:space="preserve">DOIs pointing to the cited paper</w:t>
+            </w:r>
+          </w:p>
+        </w:tc>
+        <w:tc>
+          <w:tcPr>
+            <w:tcW w:w="2569" w:type="dxa"/>
+          </w:tcPr>
+          <w:p>
+            <w:pPr>
+              <w:keepNext/>
+              <w:spacing w:after="0" w:line="252" w:lineRule="auto"/>
+            </w:pPr>
+            <w:r>
+              <w:rPr>
+                <w:sz w:val="18"/>
+                <w:szCs w:val="18"/>
+              </w:rPr>
+              <w:t xml:space="preserve">98%</w:t>
+            </w:r>
+          </w:p>
+        </w:tc>
+        <w:tc>
+          <w:tcPr>
+            <w:tcW w:w="2571" w:type="dxa"/>
+          </w:tcPr>
+          <w:p>
+            <w:pPr>
+              <w:keepNext/>
+              <w:spacing w:after="0" w:line="252" w:lineRule="auto"/>
+            </w:pPr>
+            <w:r>
+              <w:rPr>
+                <w:sz w:val="18"/>
+                <w:szCs w:val="18"/>
+              </w:rPr>
+              <w:t xml:space="preserve">44%</w:t>
+            </w:r>
+          </w:p>
+        </w:tc>
+      </w:tr>
+      <w:tr>
+        <w:trPr>
+          <w:cantSplit/>
+        </w:trPr>
+        <w:tc>
+          <w:tcPr>
+            <w:tcW w:w="4796" w:type="dxa"/>
+          </w:tcPr>
+          <w:p>
+            <w:pPr>
+              <w:keepNext/>
+              <w:spacing w:after="0" w:line="252" w:lineRule="auto"/>
+            </w:pPr>
+            <w:r>
+              <w:rPr>
+                <w:sz w:val="18"/>
+                <w:szCs w:val="18"/>
+              </w:rPr>
+              <w:t xml:space="preserve">Judge preference</w:t>
+            </w:r>
+          </w:p>
+        </w:tc>
+        <w:tc>
+          <w:tcPr>
+            <w:tcW w:w="2569" w:type="dxa"/>
+          </w:tcPr>
+          <w:p>
+            <w:pPr>
+              <w:keepNext/>
+              <w:spacing w:after="0" w:line="252" w:lineRule="auto"/>
+            </w:pPr>
+            <w:r>
+              <w:rPr>
+                <w:sz w:val="18"/>
+                <w:szCs w:val="18"/>
+              </w:rPr>
+              <w:t xml:space="preserve">6 of 6</w:t>
+            </w:r>
+          </w:p>
+        </w:tc>
+        <w:tc>
+          <w:tcPr>
+            <w:tcW w:w="2571" w:type="dxa"/>
+          </w:tcPr>
+          <w:p>
+            <w:pPr>
+              <w:keepNext/>
+              <w:spacing w:after="0" w:line="252" w:lineRule="auto"/>
+            </w:pPr>
+            <w:r>
+              <w:rPr>
+                <w:sz w:val="18"/>
+                <w:szCs w:val="18"/>
+              </w:rPr>
+              <w:t xml:space="preserve">0 of 6</w:t>
+            </w:r>
+          </w:p>
+        </w:tc>
+      </w:tr>
+      <w:tr>
+        <w:trPr>
+          <w:cantSplit/>
+        </w:trPr>
+        <w:tc>
+          <w:tcPr>
+            <w:tcW w:w="4796" w:type="dxa"/>
+          </w:tcPr>
+          <w:p>
+            <w:pPr>
+              <w:keepNext/>
+              <w:spacing w:after="0" w:line="252" w:lineRule="auto"/>
+            </w:pPr>
+            <w:r>
+              <w:rPr>
+                <w:sz w:val="18"/>
+                <w:szCs w:val="18"/>
+              </w:rPr>
+              <w:t xml:space="preserve">Time per answer</w:t>
+            </w:r>
+          </w:p>
+        </w:tc>
+        <w:tc>
+          <w:tcPr>
+            <w:tcW w:w="2569" w:type="dxa"/>
+          </w:tcPr>
+          <w:p>
+            <w:pPr>
+              <w:keepNext/>
+              <w:spacing w:after="0" w:line="252" w:lineRule="auto"/>
+            </w:pPr>
+            <w:r>
+              <w:rPr>
+                <w:sz w:val="18"/>
+                <w:szCs w:val="18"/>
+              </w:rPr>
+              <w:t xml:space="preserve">58 s</w:t>
+            </w:r>
+          </w:p>
+        </w:tc>
+        <w:tc>
+          <w:tcPr>
+            <w:tcW w:w="2571" w:type="dxa"/>
+          </w:tcPr>
+          <w:p>
+            <w:pPr>
+              <w:keepNext/>
+              <w:spacing w:after="0" w:line="252" w:lineRule="auto"/>
+            </w:pPr>
+            <w:r>
+              <w:rPr>
+                <w:sz w:val="18"/>
+                <w:szCs w:val="18"/>
+              </w:rPr>
+              <w:t xml:space="preserve">6 s</w:t>
+            </w:r>
+          </w:p>
+        </w:tc>
+      </w:tr>
+      <w:tr>
+        <w:trPr>
+          <w:cantSplit/>
+        </w:trPr>
+        <w:tc>
+          <w:tcPr>
+            <w:tcW w:w="4796" w:type="dxa"/>
+          </w:tcPr>
+          <w:p>
+            <w:pPr>
+              <w:spacing w:after="0" w:line="252" w:lineRule="auto"/>
+            </w:pPr>
+            <w:r>
+              <w:rPr>
+                <w:sz w:val="18"/>
+                <w:szCs w:val="18"/>
+              </w:rPr>
+              <w:t xml:space="preserve">Tokens per answer</w:t>
+            </w:r>
+          </w:p>
+        </w:tc>
+        <w:tc>
+          <w:tcPr>
+            <w:tcW w:w="2569" w:type="dxa"/>
+          </w:tcPr>
+          <w:p>
+            <w:pPr>
+              <w:spacing w:after="0" w:line="252" w:lineRule="auto"/>
+            </w:pPr>
+            <w:r>
+              <w:rPr>
+                <w:sz w:val="18"/>
+                <w:szCs w:val="18"/>
+              </w:rPr>
+              <w:t xml:space="preserve">31,026</w:t>
+            </w:r>
+          </w:p>
+        </w:tc>
+        <w:tc>
+          <w:tcPr>
+            <w:tcW w:w="2571" w:type="dxa"/>
+          </w:tcPr>
+          <w:p>
+            <w:pPr>
+              <w:spacing w:after="0" w:line="252" w:lineRule="auto"/>
+            </w:pPr>
+            <w:r>
+              <w:rPr>
+                <w:sz w:val="18"/>
+                <w:szCs w:val="18"/>
+              </w:rPr>
+              <w:t xml:space="preserve">1,675</w:t>
+            </w:r>
+          </w:p>
+        </w:tc>
+      </w:tr>
+    </w:tbl>
+    <w:p>
+      <w:pPr>
+        <w:spacing w:after="120"/>
+      </w:pPr>
+    </w:p>
+    <w:p>
+      <w:pPr>
         <w:keepNext/>
         <w:spacing w:before="120" w:after="40"/>
         <w:jc w:val="center"/>
@@ -1933,7 +5129,7 @@
       <w:r>
         <w:drawing>
           <wp:inline distT="0" distB="0" distL="0" distR="0">
-            <wp:extent cx="5669280" cy="5845743"/>
+            <wp:extent cx="4433986" cy="4572000"/>
             <wp:effectExtent l="0" t="0" r="0" b="0"/>
             <wp:docPr id="111" name="Figure 111" descr="Evaluation page: headline comparison, cost of the extra rigour and per-question results."/>
             <wp:cNvGraphicFramePr>
@@ -1955,7 +5151,7 @@
                   <pic:spPr>
                     <a:xfrm>
                       <a:off x="0" y="0"/>
-                      <a:ext cx="5669280" cy="5845743"/>
+                      <a:ext cx="4433986" cy="4572000"/>
                     </a:xfrm>
                     <a:prstGeom prst="rect">
                       <a:avLst/>
@@ -1985,22 +5181,124 @@
     </w:p>
     <w:p>
       <w:pPr>
-        <w:pStyle w:val="Heading1"/>
-      </w:pPr>
-      <w:r>
-        <w:t xml:space="preserve">8. Conclusion</w:t>
+        <w:spacing w:after="60"/>
+      </w:pPr>
+      <w:r>
+        <w:rPr>
+          <w:b/>
+          <w:bCs/>
+        </w:rPr>
+        <w:t xml:space="preserve">Observed behaviour in live runs:</w:t>
       </w:r>
     </w:p>
     <w:p>
       <w:pPr>
-        <w:spacing w:after="140"/>
-      </w:pPr>
-      <w:r>
-        <w:t xml:space="preserve">Veritas met its targets: every reference verifiable, 87% of sentences cited and all attacks blocked, at higher latency and token cost.</w:t>
+        <w:pStyle w:val="ListParagraph"/>
+        <w:numPr>
+          <w:ilvl w:val="0"/>
+          <w:numId w:val="50"/>
+        </w:numPr>
+        <w:spacing w:after="60"/>
+      </w:pPr>
+      <w:r>
+        <w:t xml:space="preserve">A 503 from the primary model was absorbed by the fallback chain and the run completed.</w:t>
       </w:r>
     </w:p>
     <w:p>
       <w:pPr>
+        <w:pStyle w:val="ListParagraph"/>
+        <w:numPr>
+          <w:ilvl w:val="0"/>
+          <w:numId w:val="50"/>
+        </w:numPr>
+        <w:spacing w:after="60"/>
+      </w:pPr>
+      <w:r>
+        <w:t xml:space="preserve">When the stronger model's daily quota ran out, runs continued on a lighter model.</w:t>
+      </w:r>
+    </w:p>
+    <w:p>
+      <w:pPr>
+        <w:pStyle w:val="ListParagraph"/>
+        <w:numPr>
+          <w:ilvl w:val="0"/>
+          <w:numId w:val="50"/>
+        </w:numPr>
+        <w:spacing w:after="60"/>
+      </w:pPr>
+      <w:r>
+        <w:t xml:space="preserve">On the first live run, revision raised citation coverage from 50% to 95%.</w:t>
+      </w:r>
+    </w:p>
+    <w:p>
+      <w:pPr>
+        <w:pStyle w:val="ListParagraph"/>
+        <w:numPr>
+          <w:ilvl w:val="0"/>
+          <w:numId w:val="50"/>
+        </w:numPr>
+        <w:spacing w:after="60"/>
+      </w:pPr>
+      <w:r>
+        <w:t xml:space="preserve">When OpenAlex's free budget ran out, researchers used other tools; a Crossref fallback was added.</w:t>
+      </w:r>
+    </w:p>
+    <w:p>
+      <w:pPr>
+        <w:pStyle w:val="ListParagraph"/>
+        <w:numPr>
+          <w:ilvl w:val="0"/>
+          <w:numId w:val="50"/>
+        </w:numPr>
+        <w:spacing w:after="60"/>
+      </w:pPr>
+      <w:r>
+        <w:t xml:space="preserve">Red-team: 12/12 guardrail and 3/3 scope cases were correct, with injections blocked at zero model calls.</w:t>
+      </w:r>
+    </w:p>
+    <w:p>
+      <w:pPr>
+        <w:spacing w:after="140"/>
+      </w:pPr>
+      <w:r>
+        <w:rPr>
+          <w:b/>
+          <w:bCs/>
+        </w:rPr>
+        <w:t xml:space="preserve">Interpretation.</w:t>
+      </w:r>
+      <w:r>
+        <w:t xml:space="preserve"> On the lighter model the baseline's accuracy fell while Veritas stayed at 100%: integrity comes from the architecture. </w:t>
+      </w:r>
+      <w:r>
+        <w:rPr>
+          <w:b/>
+          <w:bCs/>
+        </w:rPr>
+        <w:t xml:space="preserve">Limitations:</w:t>
+      </w:r>
+      <w:r>
+        <w:t xml:space="preserve"> a small sample; verification proves existence, not support; the judge shares a model family with both systems.</w:t>
+      </w:r>
+    </w:p>
+    <w:p>
+      <w:pPr>
+        <w:pStyle w:val="Heading1"/>
+      </w:pPr>
+      <w:r>
+        <w:t xml:space="preserve">8. Conclusion</w:t>
+      </w:r>
+    </w:p>
+    <w:p>
+      <w:pPr>
+        <w:spacing w:after="140"/>
+      </w:pPr>
+      <w:r>
+        <w:t xml:space="preserve">Veritas met every success criterion: all references were real, 87% of sentences were cited and every attack was blocked, while a standard brief took about a minute on free-tier services. The cost is roughly 10 times the latency and 19 times the tokens of a single call, which is acceptable where trust matters.</w:t>
+      </w:r>
+    </w:p>
+    <w:p>
+      <w:pPr>
         <w:pStyle w:val="Heading2"/>
         <w:spacing w:after="80"/>
       </w:pPr>
@@ -2013,7 +5311,63 @@
         <w:spacing w:after="140"/>
       </w:pPr>
       <w:r>
-        <w:t xml:space="preserve">Courses 1 and 4 taught agents in n8n and AWS Bedrock; rebuilding them in code showed that most of an agentic system is ordinary engineering: only four of nine steps call an LLM. Course 2's deep-research and MCP projects shaped the planner–researcher–writer design; Course 3's corrective and reflexion RAG inspired the critic loop. Two observations changed the design: the critic once said “revise” despite scores of 8 and above, so the decision moved into code; and quota errors outnumbered bugs, so fallbacks mattered most.</w:t>
+        <w:t xml:space="preserve">Courses 1 and 4 taught agents inside n8n and AWS Bedrock. Rebuilding them in code showed me that most of an agentic system is ordinary engineering: only four of nine steps call an LLM, and choosing those steps was the key design decision. Course 2's deep-research and MCP projects shaped the planner–researcher–writer design and tool server; Course 3's corrective and reflexion RAG inspired the critic loop and BM25 re-ranking.</w:t>
+      </w:r>
+    </w:p>
+    <w:p>
+      <w:pPr>
+        <w:spacing w:after="140"/>
+      </w:pPr>
+      <w:r>
+        <w:t xml:space="preserve">Observations changed the design. The critic once said “revise” while scoring everything 8 or higher, so the decision moved into code. Every benchmark draft was revised once because the writer leaves summary sentences uncited; two extra calls raised coverage by about 30 points. The stronger model gave real references until its quota ran out, so guarantees must come from architecture, not model choice. Quota errors outnumbered bugs, making Course 1's layered error handling the most valuable lesson.</w:t>
+      </w:r>
+    </w:p>
+    <w:p>
+      <w:pPr>
+        <w:pStyle w:val="Heading2"/>
+        <w:spacing w:after="80"/>
+      </w:pPr>
+      <w:r>
+        <w:t xml:space="preserve">Limitations and Future Work</w:t>
+      </w:r>
+    </w:p>
+    <w:p>
+      <w:pPr>
+        <w:pStyle w:val="ListParagraph"/>
+        <w:numPr>
+          <w:ilvl w:val="0"/>
+          <w:numId w:val="50"/>
+        </w:numPr>
+        <w:spacing w:after="60"/>
+      </w:pPr>
+      <w:r>
+        <w:t xml:space="preserve">Use open-access full texts and entailment checks to verify that each source supports its claim.</w:t>
+      </w:r>
+    </w:p>
+    <w:p>
+      <w:pPr>
+        <w:pStyle w:val="ListParagraph"/>
+        <w:numPr>
+          <w:ilvl w:val="0"/>
+          <w:numId w:val="50"/>
+        </w:numPr>
+        <w:spacing w:after="60"/>
+      </w:pPr>
+      <w:r>
+        <w:t xml:space="preserve">Persist graph checkpoints so plan reviews survive server restarts.</w:t>
+      </w:r>
+    </w:p>
+    <w:p>
+      <w:pPr>
+        <w:pStyle w:val="ListParagraph"/>
+        <w:numPr>
+          <w:ilvl w:val="0"/>
+          <w:numId w:val="50"/>
+        </w:numPr>
+        <w:spacing w:after="60"/>
+      </w:pPr>
+      <w:r>
+        <w:t xml:space="preserve">Run a larger evaluation with human expert ratings.</w:t>
       </w:r>
     </w:p>
     <w:p>
@@ -2040,6 +5394,24 @@
       </w:r>
       <w:r>
         <w:t xml:space="preserve">, 14045.</w:t>
+      </w:r>
+    </w:p>
+    <w:p>
+      <w:pPr>
+        <w:spacing w:after="140"/>
+      </w:pPr>
+      <w:r>
+        <w:t xml:space="preserve">Yao, S., Zhao, J., Yu, D., et al. (2023). ReAct: Synergizing reasoning and acting in language models. </w:t>
+      </w:r>
+      <w:r>
+        <w:rPr>
+          <w:i/>
+          <w:iCs/>
+        </w:rPr>
+        <w:t xml:space="preserve">ICLR 2023</w:t>
+      </w:r>
+      <w:r>
+        <w:t xml:space="preserve">.</w:t>
       </w:r>
     </w:p>
     <w:p>
@@ -2808,12 +6180,6 @@
     <w:abstractNumId w:val="50"/>
   </w:num>
   <w:num w:numId="60">
-    <w:abstractNumId w:val="51"/>
-    <w:lvlOverride w:ilvl="0">
-      <w:startOverride w:val="1"/>
-    </w:lvlOverride>
-  </w:num>
-  <w:num w:numId="61">
     <w:abstractNumId w:val="51"/>
     <w:lvlOverride w:ilvl="0">
       <w:startOverride w:val="1"/>
